--- a/oon-operating-model/academy/Appendix-Badges-Levels-Transition.docx
+++ b/oon-operating-model/academy/Appendix-Badges-Levels-Transition.docx
@@ -57,10 +57,10 @@
         <w:rPr>
           <w:b/>
         </w:rPr>
-        <w:t xml:space="preserve">Five levels.</w:t>
-      </w:r>
-      <w:r>
-        <w:t xml:space="preserve"> L1 and L2 stay. L3 becomes Senior Specialist I, and a new L4 Senior Specialist II is added, each with a set badge requirement. Principal becomes L5, a leadership level held only by team leads, managers and the Senior Manager.</w:t>
+        <w:t xml:space="preserve">Fifteen badges in three families.</w:t>
+      </w:r>
+      <w:r>
+        <w:t xml:space="preserve"> Five C (core) badges, five B (specialist) badges and five A (advanced) badges. No badge requires an outside certification.</w:t>
       </w:r>
     </w:p>
     <w:p>
@@ -75,10 +75,46 @@
         <w:rPr>
           <w:b/>
         </w:rPr>
+        <w:t xml:space="preserve">Six levels.</w:t>
+      </w:r>
+      <w:r>
+        <w:t xml:space="preserve"> L0 Junior RCM Specialist for new hires, L1 and L2 earned automatically once the badges are held, and L3, L4 and L5 earned through a leveling test once the badges are held. L5 Principal is the leadership level for team leads, managers and the Senior Manager.</w:t>
+      </w:r>
+    </w:p>
+    <w:p>
+      <w:pPr>
+        <w:pStyle w:val="ListParagraph"/>
+        <w:numPr>
+          <w:ilvl w:val="0"/>
+          <w:numId w:val="2"/>
+        </w:numPr>
+      </w:pPr>
+      <w:r>
+        <w:rPr>
+          <w:b/>
+        </w:rPr>
+        <w:t xml:space="preserve">Annual top 10%.</w:t>
+      </w:r>
+      <w:r>
+        <w:t xml:space="preserve"> Every December the top 10% of each level earn any badges of their level they are missing, and an L2 in the top 10% moves up to L3 without a test.</w:t>
+      </w:r>
+    </w:p>
+    <w:p>
+      <w:pPr>
+        <w:pStyle w:val="ListParagraph"/>
+        <w:numPr>
+          <w:ilvl w:val="0"/>
+          <w:numId w:val="2"/>
+        </w:numPr>
+      </w:pPr>
+      <w:r>
+        <w:rPr>
+          <w:b/>
+        </w:rPr>
         <w:t xml:space="preserve">Test windows.</w:t>
       </w:r>
       <w:r>
-        <w:t xml:space="preserve"> Members can enrol in a test window every quarter to earn badges, including by testing out on work they already do.</w:t>
+        <w:t xml:space="preserve"> Members can enrol in a test window every quarter to earn badges or sit a leveling test, including by testing out on work they already do.</w:t>
       </w:r>
     </w:p>
     <w:p>
@@ -96,7 +132,7 @@
         <w:t xml:space="preserve">Keeping badges.</w:t>
       </w:r>
       <w:r>
-        <w:t xml:space="preserve"> Every 6 months, each member's KPIs decide which badges they keep. Losing 25% of badges means probation and coaching; losing 50% means termination. Consequences start with the December 2027 review.</w:t>
+        <w:t xml:space="preserve"> Every 6 months, KPIs decide which badges each member keeps. Losing 25% of badges means probation and coaching, and losing 50% means termination. Consequences start with the December 2027 review.</w:t>
       </w:r>
     </w:p>
     <w:p>
@@ -114,7 +150,7 @@
         <w:t xml:space="preserve">Bridge night rota.</w:t>
       </w:r>
       <w:r>
-        <w:t xml:space="preserve"> Any L2, L3 or L4 member can opt in, for a quarterly bonus of $300–3,000.</w:t>
+        <w:t xml:space="preserve"> Any L2, L3 or L4 member holding B2 can opt in, for a quarterly bonus of $300–3,000.</w:t>
       </w:r>
     </w:p>
     <w:p>
@@ -152,7 +188,7 @@
         <w:pStyle w:val="Heading2"/>
       </w:pPr>
       <w:r>
-        <w:t xml:space="preserve">The five levels</w:t>
+        <w:t xml:space="preserve">The six levels</w:t>
       </w:r>
     </w:p>
     <w:p>
@@ -169,12 +205,11 @@
         <w:tblLook w:val="04A0" w:firstRow="1" w:lastRow="0" w:firstColumn="0" w:lastColumn="0" w:noHBand="0" w:noVBand="1"/>
       </w:tblPr>
       <w:tblGrid>
-        <w:gridCol w:w="1560"/>
-        <w:gridCol w:w="1560"/>
-        <w:gridCol w:w="1560"/>
-        <w:gridCol w:w="1560"/>
-        <w:gridCol w:w="1560"/>
-        <w:gridCol w:w="1560"/>
+        <w:gridCol w:w="1872"/>
+        <w:gridCol w:w="1872"/>
+        <w:gridCol w:w="1872"/>
+        <w:gridCol w:w="1872"/>
+        <w:gridCol w:w="1872"/>
       </w:tblGrid>
       <w:tr>
         <w:trPr>
@@ -182,7 +217,7 @@
         </w:trPr>
         <w:tc>
           <w:tcPr>
-            <w:tcW w:w="1560" w:type="dxa"/>
+            <w:tcW w:w="1872" w:type="dxa"/>
             <w:shd w:val="clear" w:color="auto" w:fill="F2F2F2"/>
           </w:tcPr>
           <w:p>
@@ -194,7 +229,7 @@
         </w:tc>
         <w:tc>
           <w:tcPr>
-            <w:tcW w:w="1560" w:type="dxa"/>
+            <w:tcW w:w="1872" w:type="dxa"/>
             <w:shd w:val="clear" w:color="auto" w:fill="F2F2F2"/>
           </w:tcPr>
           <w:p>
@@ -206,7 +241,7 @@
         </w:tc>
         <w:tc>
           <w:tcPr>
-            <w:tcW w:w="1560" w:type="dxa"/>
+            <w:tcW w:w="1872" w:type="dxa"/>
             <w:shd w:val="clear" w:color="auto" w:fill="F2F2F2"/>
           </w:tcPr>
           <w:p>
@@ -218,36 +253,24 @@
         </w:tc>
         <w:tc>
           <w:tcPr>
-            <w:tcW w:w="1560" w:type="dxa"/>
+            <w:tcW w:w="1872" w:type="dxa"/>
             <w:shd w:val="clear" w:color="auto" w:fill="F2F2F2"/>
           </w:tcPr>
           <w:p>
             <w:pPr/>
             <w:r>
-              <w:t xml:space="preserve">Performance required</w:t>
-            </w:r>
-          </w:p>
-        </w:tc>
-        <w:tc>
-          <w:tcPr>
-            <w:tcW w:w="1560" w:type="dxa"/>
+              <w:t xml:space="preserve">How it is earned</w:t>
+            </w:r>
+          </w:p>
+        </w:tc>
+        <w:tc>
+          <w:tcPr>
+            <w:tcW w:w="1872" w:type="dxa"/>
             <w:shd w:val="clear" w:color="auto" w:fill="F2F2F2"/>
           </w:tcPr>
           <w:p>
             <w:pPr/>
             <w:r>
-              <w:t xml:space="preserve">Portfolio</w:t>
-            </w:r>
-          </w:p>
-        </w:tc>
-        <w:tc>
-          <w:tcPr>
-            <w:tcW w:w="1560" w:type="dxa"/>
-            <w:shd w:val="clear" w:color="auto" w:fill="F2F2F2"/>
-          </w:tcPr>
-          <w:p>
-            <w:pPr/>
-            <w:r>
               <w:t xml:space="preserve">Band (USD a month)</w:t>
             </w:r>
           </w:p>
@@ -256,7 +279,64 @@
       <w:tr>
         <w:tc>
           <w:tcPr>
-            <w:tcW w:w="1560" w:type="dxa"/>
+            <w:tcW w:w="1872" w:type="dxa"/>
+          </w:tcPr>
+          <w:p>
+            <w:pPr/>
+            <w:r>
+              <w:t xml:space="preserve">L0</w:t>
+            </w:r>
+          </w:p>
+        </w:tc>
+        <w:tc>
+          <w:tcPr>
+            <w:tcW w:w="1872" w:type="dxa"/>
+          </w:tcPr>
+          <w:p>
+            <w:pPr/>
+            <w:r>
+              <w:t xml:space="preserve">Junior RCM Specialist</w:t>
+            </w:r>
+          </w:p>
+        </w:tc>
+        <w:tc>
+          <w:tcPr>
+            <w:tcW w:w="1872" w:type="dxa"/>
+          </w:tcPr>
+          <w:p>
+            <w:pPr/>
+            <w:r>
+              <w:t xml:space="preserve">None</w:t>
+            </w:r>
+          </w:p>
+        </w:tc>
+        <w:tc>
+          <w:tcPr>
+            <w:tcW w:w="1872" w:type="dxa"/>
+          </w:tcPr>
+          <w:p>
+            <w:pPr/>
+            <w:r>
+              <w:t xml:space="preserve">On hire</w:t>
+            </w:r>
+          </w:p>
+        </w:tc>
+        <w:tc>
+          <w:tcPr>
+            <w:tcW w:w="1872" w:type="dxa"/>
+          </w:tcPr>
+          <w:p>
+            <w:pPr/>
+            <w:r>
+              <w:t xml:space="preserve">1,000–1,100</w:t>
+            </w:r>
+          </w:p>
+        </w:tc>
+      </w:tr>
+      <w:tr>
+        <w:tc>
+          <w:tcPr>
+            <w:tcW w:w="1872" w:type="dxa"/>
           </w:tcPr>
           <w:p>
             <w:pPr/>
@@ -267,7 +347,7 @@
         </w:tc>
         <w:tc>
           <w:tcPr>
-            <w:tcW w:w="1560" w:type="dxa"/>
+            <w:tcW w:w="1872" w:type="dxa"/>
           </w:tcPr>
           <w:p>
             <w:pPr/>
@@ -278,40 +358,29 @@
         </w:tc>
         <w:tc>
           <w:tcPr>
-            <w:tcW w:w="1560" w:type="dxa"/>
-          </w:tcPr>
-          <w:p>
-            <w:pPr/>
-            <w:r>
-              <w:t xml:space="preserve">Working toward the 5 core badges</w:t>
-            </w:r>
-          </w:p>
-        </w:tc>
-        <w:tc>
-          <w:tcPr>
-            <w:tcW w:w="1560" w:type="dxa"/>
-          </w:tcPr>
-          <w:p>
-            <w:pPr/>
-            <w:r>
-              <w:t xml:space="preserve">Work units at target after 90 days; QA 90% or higher</w:t>
-            </w:r>
-          </w:p>
-        </w:tc>
-        <w:tc>
-          <w:tcPr>
-            <w:tcW w:w="1560" w:type="dxa"/>
-          </w:tcPr>
-          <w:p>
-            <w:pPr/>
-            <w:r>
-              <w:t xml:space="preserve">Tier 3 (low-dollar, high-volume)</w:t>
-            </w:r>
-          </w:p>
-        </w:tc>
-        <w:tc>
-          <w:tcPr>
-            <w:tcW w:w="1560" w:type="dxa"/>
+            <w:tcW w:w="1872" w:type="dxa"/>
+          </w:tcPr>
+          <w:p>
+            <w:pPr/>
+            <w:r>
+              <w:t xml:space="preserve">All 5 C badges</w:t>
+            </w:r>
+          </w:p>
+        </w:tc>
+        <w:tc>
+          <w:tcPr>
+            <w:tcW w:w="1872" w:type="dxa"/>
+          </w:tcPr>
+          <w:p>
+            <w:pPr/>
+            <w:r>
+              <w:t xml:space="preserve">Automatically, at the next quarterly window after the badges are held</w:t>
+            </w:r>
+          </w:p>
+        </w:tc>
+        <w:tc>
+          <w:tcPr>
+            <w:tcW w:w="1872" w:type="dxa"/>
           </w:tcPr>
           <w:p>
             <w:pPr/>
@@ -324,7 +393,7 @@
       <w:tr>
         <w:tc>
           <w:tcPr>
-            <w:tcW w:w="1560" w:type="dxa"/>
+            <w:tcW w:w="1872" w:type="dxa"/>
           </w:tcPr>
           <w:p>
             <w:pPr/>
@@ -335,7 +404,7 @@
         </w:tc>
         <w:tc>
           <w:tcPr>
-            <w:tcW w:w="1560" w:type="dxa"/>
+            <w:tcW w:w="1872" w:type="dxa"/>
           </w:tcPr>
           <w:p>
             <w:pPr/>
@@ -346,40 +415,29 @@
         </w:tc>
         <w:tc>
           <w:tcPr>
-            <w:tcW w:w="1560" w:type="dxa"/>
-          </w:tcPr>
-          <w:p>
-            <w:pPr/>
-            <w:r>
-              <w:t xml:space="preserve">All 5 core badges (C1–C5)</w:t>
-            </w:r>
-          </w:p>
-        </w:tc>
-        <w:tc>
-          <w:tcPr>
-            <w:tcW w:w="1560" w:type="dxa"/>
-          </w:tcPr>
-          <w:p>
-            <w:pPr/>
-            <w:r>
-              <w:t xml:space="preserve">Work units 100% or more; QA 95% or higher; zero missed deadlines</w:t>
-            </w:r>
-          </w:p>
-        </w:tc>
-        <w:tc>
-          <w:tcPr>
-            <w:tcW w:w="1560" w:type="dxa"/>
-          </w:tcPr>
-          <w:p>
-            <w:pPr/>
-            <w:r>
-              <w:t xml:space="preserve">Tier 2 (standard NSA)</w:t>
-            </w:r>
-          </w:p>
-        </w:tc>
-        <w:tc>
-          <w:tcPr>
-            <w:tcW w:w="1560" w:type="dxa"/>
+            <w:tcW w:w="1872" w:type="dxa"/>
+          </w:tcPr>
+          <w:p>
+            <w:pPr/>
+            <w:r>
+              <w:t xml:space="preserve">All 5 C + B1 or B2 + 2 of B3, B4 and B5</w:t>
+            </w:r>
+          </w:p>
+        </w:tc>
+        <w:tc>
+          <w:tcPr>
+            <w:tcW w:w="1872" w:type="dxa"/>
+          </w:tcPr>
+          <w:p>
+            <w:pPr/>
+            <w:r>
+              <w:t xml:space="preserve">Automatically, at the next quarterly window after the badges are held</w:t>
+            </w:r>
+          </w:p>
+        </w:tc>
+        <w:tc>
+          <w:tcPr>
+            <w:tcW w:w="1872" w:type="dxa"/>
           </w:tcPr>
           <w:p>
             <w:pPr/>
@@ -392,7 +450,7 @@
       <w:tr>
         <w:tc>
           <w:tcPr>
-            <w:tcW w:w="1560" w:type="dxa"/>
+            <w:tcW w:w="1872" w:type="dxa"/>
           </w:tcPr>
           <w:p>
             <w:pPr/>
@@ -403,7 +461,7 @@
         </w:tc>
         <w:tc>
           <w:tcPr>
-            <w:tcW w:w="1560" w:type="dxa"/>
+            <w:tcW w:w="1872" w:type="dxa"/>
           </w:tcPr>
           <w:p>
             <w:pPr/>
@@ -414,40 +472,29 @@
         </w:tc>
         <w:tc>
           <w:tcPr>
-            <w:tcW w:w="1560" w:type="dxa"/>
-          </w:tcPr>
-          <w:p>
-            <w:pPr/>
-            <w:r>
-              <w:t xml:space="preserve">All 5 core + 2 advanced from A1, A2 and A3</w:t>
-            </w:r>
-          </w:p>
-        </w:tc>
-        <w:tc>
-          <w:tcPr>
-            <w:tcW w:w="1560" w:type="dxa"/>
-          </w:tcPr>
-          <w:p>
-            <w:pPr/>
-            <w:r>
-              <w:t xml:space="preserve">Net Recovery in the top 40% of the tier; QA 97% or higher</w:t>
-            </w:r>
-          </w:p>
-        </w:tc>
-        <w:tc>
-          <w:tcPr>
-            <w:tcW w:w="1560" w:type="dxa"/>
-          </w:tcPr>
-          <w:p>
-            <w:pPr/>
-            <w:r>
-              <w:t xml:space="preserve">Tier 1 (high-dollar, hardest payers)</w:t>
-            </w:r>
-          </w:p>
-        </w:tc>
-        <w:tc>
-          <w:tcPr>
-            <w:tcW w:w="1560" w:type="dxa"/>
+            <w:tcW w:w="1872" w:type="dxa"/>
+          </w:tcPr>
+          <w:p>
+            <w:pPr/>
+            <w:r>
+              <w:t xml:space="preserve">All 5 C + all 5 B + at least 1 A</w:t>
+            </w:r>
+          </w:p>
+        </w:tc>
+        <w:tc>
+          <w:tcPr>
+            <w:tcW w:w="1872" w:type="dxa"/>
+          </w:tcPr>
+          <w:p>
+            <w:pPr/>
+            <w:r>
+              <w:t xml:space="preserve">L3 leveling test, once the badges are held</w:t>
+            </w:r>
+          </w:p>
+        </w:tc>
+        <w:tc>
+          <w:tcPr>
+            <w:tcW w:w="1872" w:type="dxa"/>
           </w:tcPr>
           <w:p>
             <w:pPr/>
@@ -460,7 +507,7 @@
       <w:tr>
         <w:tc>
           <w:tcPr>
-            <w:tcW w:w="1560" w:type="dxa"/>
+            <w:tcW w:w="1872" w:type="dxa"/>
           </w:tcPr>
           <w:p>
             <w:pPr/>
@@ -471,7 +518,7 @@
         </w:tc>
         <w:tc>
           <w:tcPr>
-            <w:tcW w:w="1560" w:type="dxa"/>
+            <w:tcW w:w="1872" w:type="dxa"/>
           </w:tcPr>
           <w:p>
             <w:pPr/>
@@ -482,40 +529,29 @@
         </w:tc>
         <w:tc>
           <w:tcPr>
-            <w:tcW w:w="1560" w:type="dxa"/>
-          </w:tcPr>
-          <w:p>
-            <w:pPr/>
-            <w:r>
-              <w:t xml:space="preserve">All 5 core + A2 + A4 + either A1 or A3</w:t>
-            </w:r>
-          </w:p>
-        </w:tc>
-        <w:tc>
-          <w:tcPr>
-            <w:tcW w:w="1560" w:type="dxa"/>
-          </w:tcPr>
-          <w:p>
-            <w:pPr/>
-            <w:r>
-              <w:t xml:space="preserve">Net Recovery in the top 20% of the tier; teaches at least one Academy module</w:t>
-            </w:r>
-          </w:p>
-        </w:tc>
-        <w:tc>
-          <w:tcPr>
-            <w:tcW w:w="1560" w:type="dxa"/>
-          </w:tcPr>
-          <w:p>
-            <w:pPr/>
-            <w:r>
-              <w:t xml:space="preserve">Tier 1 + specialty-group lead</w:t>
-            </w:r>
-          </w:p>
-        </w:tc>
-        <w:tc>
-          <w:tcPr>
-            <w:tcW w:w="1560" w:type="dxa"/>
+            <w:tcW w:w="1872" w:type="dxa"/>
+          </w:tcPr>
+          <w:p>
+            <w:pPr/>
+            <w:r>
+              <w:t xml:space="preserve">All 5 C + all 5 B + at least 3 A</w:t>
+            </w:r>
+          </w:p>
+        </w:tc>
+        <w:tc>
+          <w:tcPr>
+            <w:tcW w:w="1872" w:type="dxa"/>
+          </w:tcPr>
+          <w:p>
+            <w:pPr/>
+            <w:r>
+              <w:t xml:space="preserve">L4 leveling test, once the badges are held</w:t>
+            </w:r>
+          </w:p>
+        </w:tc>
+        <w:tc>
+          <w:tcPr>
+            <w:tcW w:w="1872" w:type="dxa"/>
           </w:tcPr>
           <w:p>
             <w:pPr/>
@@ -528,7 +564,7 @@
       <w:tr>
         <w:tc>
           <w:tcPr>
-            <w:tcW w:w="1560" w:type="dxa"/>
+            <w:tcW w:w="1872" w:type="dxa"/>
           </w:tcPr>
           <w:p>
             <w:pPr/>
@@ -539,7 +575,7 @@
         </w:tc>
         <w:tc>
           <w:tcPr>
-            <w:tcW w:w="1560" w:type="dxa"/>
+            <w:tcW w:w="1872" w:type="dxa"/>
           </w:tcPr>
           <w:p>
             <w:pPr/>
@@ -550,40 +586,29 @@
         </w:tc>
         <w:tc>
           <w:tcPr>
-            <w:tcW w:w="1560" w:type="dxa"/>
-          </w:tcPr>
-          <w:p>
-            <w:pPr/>
-            <w:r>
-              <w:t xml:space="preserve">Team leads, managers and the Senior Manager only</w:t>
-            </w:r>
-          </w:p>
-        </w:tc>
-        <w:tc>
-          <w:tcPr>
-            <w:tcW w:w="1560" w:type="dxa"/>
-          </w:tcPr>
-          <w:p>
-            <w:pPr/>
-            <w:r>
-              <w:t xml:space="preserve">Set by the leadership role</w:t>
-            </w:r>
-          </w:p>
-        </w:tc>
-        <w:tc>
-          <w:tcPr>
-            <w:tcW w:w="1560" w:type="dxa"/>
-          </w:tcPr>
-          <w:p>
-            <w:pPr/>
-            <w:r>
-              <w:t xml:space="preserve">A team or a portfolio</w:t>
-            </w:r>
-          </w:p>
-        </w:tc>
-        <w:tc>
-          <w:tcPr>
-            <w:tcW w:w="1560" w:type="dxa"/>
+            <w:tcW w:w="1872" w:type="dxa"/>
+          </w:tcPr>
+          <w:p>
+            <w:pPr/>
+            <w:r>
+              <w:t xml:space="preserve">All 5 C + all 5 B + at least 4 A</w:t>
+            </w:r>
+          </w:p>
+        </w:tc>
+        <w:tc>
+          <w:tcPr>
+            <w:tcW w:w="1872" w:type="dxa"/>
+          </w:tcPr>
+          <w:p>
+            <w:pPr/>
+            <w:r>
+              <w:t xml:space="preserve">L5 leveling test, once the badges are held, plus a team lead or manager post</w:t>
+            </w:r>
+          </w:p>
+        </w:tc>
+        <w:tc>
+          <w:tcPr>
+            <w:tcW w:w="1872" w:type="dxa"/>
           </w:tcPr>
           <w:p>
             <w:pPr/>
@@ -601,152 +626,6 @@
           <w:b/>
         </w:rPr>
         <w:t xml:space="preserve">The badges:</w:t>
-      </w:r>
-    </w:p>
-    <w:p>
-      <w:pPr>
-        <w:pStyle w:val="ListParagraph"/>
-        <w:numPr>
-          <w:ilvl w:val="0"/>
-          <w:numId w:val="3"/>
-        </w:numPr>
-      </w:pPr>
-      <w:r>
-        <w:rPr>
-          <w:b/>
-        </w:rPr>
-        <w:t xml:space="preserve">Core:</w:t>
-      </w:r>
-      <w:r>
-        <w:t xml:space="preserve"> C1 Claim Follow-up, C2 Open Negotiation, C3 NNSA Appeal, C4 Payment Posting, C5 Medical-Necessity Report.</w:t>
-      </w:r>
-    </w:p>
-    <w:p>
-      <w:pPr>
-        <w:pStyle w:val="ListParagraph"/>
-        <w:numPr>
-          <w:ilvl w:val="0"/>
-          <w:numId w:val="3"/>
-        </w:numPr>
-      </w:pPr>
-      <w:r>
-        <w:rPr>
-          <w:b/>
-        </w:rPr>
-        <w:t xml:space="preserve">Advanced:</w:t>
-      </w:r>
-      <w:r>
-        <w:t xml:space="preserve"> A1 Coding (certified), A2 IDR Packet and Offer Strategy, A3 MVA and Adjuster Negotiation, A4 Payer Strategy (needs A2).</w:t>
-      </w:r>
-    </w:p>
-    <w:p>
-      <w:pPr/>
-      <w:r>
-        <w:rPr>
-          <w:b/>
-        </w:rPr>
-        <w:t xml:space="preserve">Role at each level:</w:t>
-      </w:r>
-    </w:p>
-    <w:p>
-      <w:pPr>
-        <w:pStyle w:val="ListParagraph"/>
-        <w:numPr>
-          <w:ilvl w:val="0"/>
-          <w:numId w:val="4"/>
-        </w:numPr>
-      </w:pPr>
-      <w:r>
-        <w:rPr>
-          <w:b/>
-        </w:rPr>
-        <w:t xml:space="preserve">L3 Senior Specialist I:</w:t>
-      </w:r>
-      <w:r>
-        <w:t xml:space="preserve"> the team's expert on a payer portfolio, a peer QA reviewer and mentor, and eligible for team lead.</w:t>
-      </w:r>
-    </w:p>
-    <w:p>
-      <w:pPr>
-        <w:pStyle w:val="ListParagraph"/>
-        <w:numPr>
-          <w:ilvl w:val="0"/>
-          <w:numId w:val="4"/>
-        </w:numPr>
-      </w:pPr>
-      <w:r>
-        <w:rPr>
-          <w:b/>
-        </w:rPr>
-        <w:t xml:space="preserve">L4 Senior Specialist II:</w:t>
-      </w:r>
-      <w:r>
-        <w:t xml:space="preserve"> leads a specialty group, sits on Badge Panels as an assessor and teaches in the Academy. These are the duties of the old L4 Principal.</w:t>
-      </w:r>
-    </w:p>
-    <w:p>
-      <w:pPr/>
-      <w:r>
-        <w:rPr>
-          <w:b/>
-        </w:rPr>
-        <w:t xml:space="preserve">Moving into L5:</w:t>
-      </w:r>
-    </w:p>
-    <w:p>
-      <w:pPr>
-        <w:pStyle w:val="ListParagraph"/>
-        <w:numPr>
-          <w:ilvl w:val="0"/>
-          <w:numId w:val="5"/>
-        </w:numPr>
-      </w:pPr>
-      <w:r>
-        <w:rPr>
-          <w:b/>
-        </w:rPr>
-        <w:t xml:space="preserve">Team Lead:</w:t>
-      </w:r>
-      <w:r>
-        <w:t xml:space="preserve"> L3 or L4, plus a passed coaching assessment.</w:t>
-      </w:r>
-    </w:p>
-    <w:p>
-      <w:pPr>
-        <w:pStyle w:val="ListParagraph"/>
-        <w:numPr>
-          <w:ilvl w:val="0"/>
-          <w:numId w:val="5"/>
-        </w:numPr>
-      </w:pPr>
-      <w:r>
-        <w:rPr>
-          <w:b/>
-        </w:rPr>
-        <w:t xml:space="preserve">Manager:</w:t>
-      </w:r>
-      <w:r>
-        <w:t xml:space="preserve"> 12 months as a team lead, or L4 plus leadership training.</w:t>
-      </w:r>
-    </w:p>
-    <w:p>
-      <w:pPr/>
-      <w:r>
-        <w:t xml:space="preserve">Leaders keep their badges and their QA reviews.</w:t>
-      </w:r>
-    </w:p>
-    <w:p>
-      <w:pPr>
-        <w:pStyle w:val="Heading2"/>
-      </w:pPr>
-      <w:r>
-        <w:t xml:space="preserve">Earning badges: quarterly test windows</w:t>
-      </w:r>
-    </w:p>
-    <w:p>
-      <w:pPr/>
-      <w:r>
-        <w:t xml:space="preserve">Badges are earned in four test windows a year, so every member knows when they can certify and can plan for it.</w:t>
       </w:r>
     </w:p>
     <w:tbl>
@@ -773,7 +652,7 @@
           <w:p>
             <w:pPr/>
             <w:r>
-              <w:t xml:space="preserve">Window</w:t>
+              <w:t xml:space="preserve">Family</w:t>
             </w:r>
           </w:p>
         </w:tc>
@@ -785,7 +664,7 @@
           <w:p>
             <w:pPr/>
             <w:r>
-              <w:t xml:space="preserve">Enrolment closes</w:t>
+              <w:t xml:space="preserve">Badge</w:t>
             </w:r>
           </w:p>
         </w:tc>
@@ -797,147 +676,532 @@
           <w:p>
             <w:pPr/>
             <w:r>
-              <w:t xml:space="preserve">Results published</w:t>
-            </w:r>
-          </w:p>
-        </w:tc>
-      </w:tr>
-      <w:tr>
-        <w:tc>
-          <w:tcPr>
-            <w:tcW w:w="3120" w:type="dxa"/>
-          </w:tcPr>
-          <w:p>
-            <w:pPr/>
-            <w:r>
-              <w:t xml:space="preserve">Last two weeks of March</w:t>
-            </w:r>
-          </w:p>
-        </w:tc>
-        <w:tc>
-          <w:tcPr>
-            <w:tcW w:w="3120" w:type="dxa"/>
-          </w:tcPr>
-          <w:p>
-            <w:pPr/>
-            <w:r>
-              <w:t xml:space="preserve">4 weeks before</w:t>
-            </w:r>
-          </w:p>
-        </w:tc>
-        <w:tc>
-          <w:tcPr>
-            <w:tcW w:w="3120" w:type="dxa"/>
-          </w:tcPr>
-          <w:p>
-            <w:pPr/>
-            <w:r>
-              <w:t xml:space="preserve">Within 10 business days</w:t>
-            </w:r>
-          </w:p>
-        </w:tc>
-      </w:tr>
-      <w:tr>
-        <w:tc>
-          <w:tcPr>
-            <w:tcW w:w="3120" w:type="dxa"/>
-          </w:tcPr>
-          <w:p>
-            <w:pPr/>
-            <w:r>
-              <w:t xml:space="preserve">Last two weeks of June</w:t>
-            </w:r>
-          </w:p>
-        </w:tc>
-        <w:tc>
-          <w:tcPr>
-            <w:tcW w:w="3120" w:type="dxa"/>
-          </w:tcPr>
-          <w:p>
-            <w:pPr/>
-            <w:r>
-              <w:t xml:space="preserve">4 weeks before</w:t>
-            </w:r>
-          </w:p>
-        </w:tc>
-        <w:tc>
-          <w:tcPr>
-            <w:tcW w:w="3120" w:type="dxa"/>
-          </w:tcPr>
-          <w:p>
-            <w:pPr/>
-            <w:r>
-              <w:t xml:space="preserve">Within 10 business days</w:t>
-            </w:r>
-          </w:p>
-        </w:tc>
-      </w:tr>
-      <w:tr>
-        <w:tc>
-          <w:tcPr>
-            <w:tcW w:w="3120" w:type="dxa"/>
-          </w:tcPr>
-          <w:p>
-            <w:pPr/>
-            <w:r>
-              <w:t xml:space="preserve">Last two weeks of September</w:t>
-            </w:r>
-          </w:p>
-        </w:tc>
-        <w:tc>
-          <w:tcPr>
-            <w:tcW w:w="3120" w:type="dxa"/>
-          </w:tcPr>
-          <w:p>
-            <w:pPr/>
-            <w:r>
-              <w:t xml:space="preserve">4 weeks before</w:t>
-            </w:r>
-          </w:p>
-        </w:tc>
-        <w:tc>
-          <w:tcPr>
-            <w:tcW w:w="3120" w:type="dxa"/>
-          </w:tcPr>
-          <w:p>
-            <w:pPr/>
-            <w:r>
-              <w:t xml:space="preserve">Within 10 business days</w:t>
-            </w:r>
-          </w:p>
-        </w:tc>
-      </w:tr>
-      <w:tr>
-        <w:tc>
-          <w:tcPr>
-            <w:tcW w:w="3120" w:type="dxa"/>
-          </w:tcPr>
-          <w:p>
-            <w:pPr/>
-            <w:r>
-              <w:t xml:space="preserve">Last two weeks of December</w:t>
-            </w:r>
-          </w:p>
-        </w:tc>
-        <w:tc>
-          <w:tcPr>
-            <w:tcW w:w="3120" w:type="dxa"/>
-          </w:tcPr>
-          <w:p>
-            <w:pPr/>
-            <w:r>
-              <w:t xml:space="preserve">4 weeks before</w:t>
-            </w:r>
-          </w:p>
-        </w:tc>
-        <w:tc>
-          <w:tcPr>
-            <w:tcW w:w="3120" w:type="dxa"/>
-          </w:tcPr>
-          <w:p>
-            <w:pPr/>
-            <w:r>
-              <w:t xml:space="preserve">Within 10 business days</w:t>
+              <w:t xml:space="preserve">Covers</w:t>
+            </w:r>
+          </w:p>
+        </w:tc>
+      </w:tr>
+      <w:tr>
+        <w:tc>
+          <w:tcPr>
+            <w:tcW w:w="3120" w:type="dxa"/>
+          </w:tcPr>
+          <w:p>
+            <w:pPr/>
+            <w:r>
+              <w:t xml:space="preserve">C · Core</w:t>
+            </w:r>
+          </w:p>
+        </w:tc>
+        <w:tc>
+          <w:tcPr>
+            <w:tcW w:w="3120" w:type="dxa"/>
+          </w:tcPr>
+          <w:p>
+            <w:pPr/>
+            <w:r>
+              <w:t xml:space="preserve">C1 Attaching Docs</w:t>
+            </w:r>
+          </w:p>
+        </w:tc>
+        <w:tc>
+          <w:tcPr>
+            <w:tcW w:w="3120" w:type="dxa"/>
+          </w:tcPr>
+          <w:p>
+            <w:pPr/>
+            <w:r>
+              <w:t xml:space="preserve">Attaching and indexing EOBs, remits, records and payer letters to the right account</w:t>
+            </w:r>
+          </w:p>
+        </w:tc>
+      </w:tr>
+      <w:tr>
+        <w:tc>
+          <w:tcPr>
+            <w:tcW w:w="3120" w:type="dxa"/>
+          </w:tcPr>
+          <w:p>
+            <w:pPr/>
+            <w:r>
+              <w:t xml:space="preserve">C · Core</w:t>
+            </w:r>
+          </w:p>
+        </w:tc>
+        <w:tc>
+          <w:tcPr>
+            <w:tcW w:w="3120" w:type="dxa"/>
+          </w:tcPr>
+          <w:p>
+            <w:pPr/>
+            <w:r>
+              <w:t xml:space="preserve">C2 Claim Follow-up</w:t>
+            </w:r>
+          </w:p>
+        </w:tc>
+        <w:tc>
+          <w:tcPr>
+            <w:tcW w:w="3120" w:type="dxa"/>
+          </w:tcPr>
+          <w:p>
+            <w:pPr/>
+            <w:r>
+              <w:t xml:space="preserve">Receipt confirmation, status follow-up, next-action dates, resubmissions</w:t>
+            </w:r>
+          </w:p>
+        </w:tc>
+      </w:tr>
+      <w:tr>
+        <w:tc>
+          <w:tcPr>
+            <w:tcW w:w="3120" w:type="dxa"/>
+          </w:tcPr>
+          <w:p>
+            <w:pPr/>
+            <w:r>
+              <w:t xml:space="preserve">C · Core</w:t>
+            </w:r>
+          </w:p>
+        </w:tc>
+        <w:tc>
+          <w:tcPr>
+            <w:tcW w:w="3120" w:type="dxa"/>
+          </w:tcPr>
+          <w:p>
+            <w:pPr/>
+            <w:r>
+              <w:t xml:space="preserve">C3 Appeal</w:t>
+            </w:r>
+          </w:p>
+        </w:tc>
+        <w:tc>
+          <w:tcPr>
+            <w:tcW w:w="3120" w:type="dxa"/>
+          </w:tcPr>
+          <w:p>
+            <w:pPr/>
+            <w:r>
+              <w:t xml:space="preserve">Code and money appeals, non-NSA denials, the appeal letter library</w:t>
+            </w:r>
+          </w:p>
+        </w:tc>
+      </w:tr>
+      <w:tr>
+        <w:tc>
+          <w:tcPr>
+            <w:tcW w:w="3120" w:type="dxa"/>
+          </w:tcPr>
+          <w:p>
+            <w:pPr/>
+            <w:r>
+              <w:t xml:space="preserve">C · Core</w:t>
+            </w:r>
+          </w:p>
+        </w:tc>
+        <w:tc>
+          <w:tcPr>
+            <w:tcW w:w="3120" w:type="dxa"/>
+          </w:tcPr>
+          <w:p>
+            <w:pPr/>
+            <w:r>
+              <w:t xml:space="preserve">C4 Payment Posting</w:t>
+            </w:r>
+          </w:p>
+        </w:tc>
+        <w:tc>
+          <w:tcPr>
+            <w:tcW w:w="3120" w:type="dxa"/>
+          </w:tcPr>
+          <w:p>
+            <w:pPr/>
+            <w:r>
+              <w:t xml:space="preserve">ERA exceptions, manual posting, IDR awards, refunds, closure</w:t>
+            </w:r>
+          </w:p>
+        </w:tc>
+      </w:tr>
+      <w:tr>
+        <w:tc>
+          <w:tcPr>
+            <w:tcW w:w="3120" w:type="dxa"/>
+          </w:tcPr>
+          <w:p>
+            <w:pPr/>
+            <w:r>
+              <w:t xml:space="preserve">C · Core</w:t>
+            </w:r>
+          </w:p>
+        </w:tc>
+        <w:tc>
+          <w:tcPr>
+            <w:tcW w:w="3120" w:type="dxa"/>
+          </w:tcPr>
+          <w:p>
+            <w:pPr/>
+            <w:r>
+              <w:t xml:space="preserve">C5 Medical-Necessity Report</w:t>
+            </w:r>
+          </w:p>
+        </w:tc>
+        <w:tc>
+          <w:tcPr>
+            <w:tcW w:w="3120" w:type="dxa"/>
+          </w:tcPr>
+          <w:p>
+            <w:pPr/>
+            <w:r>
+              <w:t xml:space="preserve">Report from the approved prompt library, checked against the chart</w:t>
+            </w:r>
+          </w:p>
+        </w:tc>
+      </w:tr>
+      <w:tr>
+        <w:tc>
+          <w:tcPr>
+            <w:tcW w:w="3120" w:type="dxa"/>
+          </w:tcPr>
+          <w:p>
+            <w:pPr/>
+            <w:r>
+              <w:t xml:space="preserve">B · Specialist</w:t>
+            </w:r>
+          </w:p>
+        </w:tc>
+        <w:tc>
+          <w:tcPr>
+            <w:tcW w:w="3120" w:type="dxa"/>
+          </w:tcPr>
+          <w:p>
+            <w:pPr/>
+            <w:r>
+              <w:t xml:space="preserve">B1 Coding</w:t>
+            </w:r>
+          </w:p>
+        </w:tc>
+        <w:tc>
+          <w:tcPr>
+            <w:tcW w:w="3120" w:type="dxa"/>
+          </w:tcPr>
+          <w:p>
+            <w:pPr/>
+            <w:r>
+              <w:t xml:space="preserve">ER E/M levels 99281–99285, procedures, ICD-10, modifiers, scrubbing</w:t>
+            </w:r>
+          </w:p>
+        </w:tc>
+      </w:tr>
+      <w:tr>
+        <w:tc>
+          <w:tcPr>
+            <w:tcW w:w="3120" w:type="dxa"/>
+          </w:tcPr>
+          <w:p>
+            <w:pPr/>
+            <w:r>
+              <w:t xml:space="preserve">B · Specialist</w:t>
+            </w:r>
+          </w:p>
+        </w:tc>
+        <w:tc>
+          <w:tcPr>
+            <w:tcW w:w="3120" w:type="dxa"/>
+          </w:tcPr>
+          <w:p>
+            <w:pPr/>
+            <w:r>
+              <w:t xml:space="preserve">B2 IDR Process Workflow</w:t>
+            </w:r>
+          </w:p>
+        </w:tc>
+        <w:tc>
+          <w:tcPr>
+            <w:tcW w:w="3120" w:type="dxa"/>
+          </w:tcPr>
+          <w:p>
+            <w:pPr/>
+            <w:r>
+              <w:t xml:space="preserve">NSA eligibility, Open Negotiation, initiation, batching, the IDR Prep Studio, deadlines</w:t>
+            </w:r>
+          </w:p>
+        </w:tc>
+      </w:tr>
+      <w:tr>
+        <w:tc>
+          <w:tcPr>
+            <w:tcW w:w="3120" w:type="dxa"/>
+          </w:tcPr>
+          <w:p>
+            <w:pPr/>
+            <w:r>
+              <w:t xml:space="preserve">B · Specialist</w:t>
+            </w:r>
+          </w:p>
+        </w:tc>
+        <w:tc>
+          <w:tcPr>
+            <w:tcW w:w="3120" w:type="dxa"/>
+          </w:tcPr>
+          <w:p>
+            <w:pPr/>
+            <w:r>
+              <w:t xml:space="preserve">B3 MVA and WComp Negotiation &amp; Process</w:t>
+            </w:r>
+          </w:p>
+        </w:tc>
+        <w:tc>
+          <w:tcPr>
+            <w:tcW w:w="3120" w:type="dxa"/>
+          </w:tcPr>
+          <w:p>
+            <w:pPr/>
+            <w:r>
+              <w:t xml:space="preserve">Order of coverage, workers' comp process, liens, adjuster negotiation</w:t>
+            </w:r>
+          </w:p>
+        </w:tc>
+      </w:tr>
+      <w:tr>
+        <w:tc>
+          <w:tcPr>
+            <w:tcW w:w="3120" w:type="dxa"/>
+          </w:tcPr>
+          <w:p>
+            <w:pPr/>
+            <w:r>
+              <w:t xml:space="preserve">B · Specialist</w:t>
+            </w:r>
+          </w:p>
+        </w:tc>
+        <w:tc>
+          <w:tcPr>
+            <w:tcW w:w="3120" w:type="dxa"/>
+          </w:tcPr>
+          <w:p>
+            <w:pPr/>
+            <w:r>
+              <w:t xml:space="preserve">B4 Payer Strategy</w:t>
+            </w:r>
+          </w:p>
+        </w:tc>
+        <w:tc>
+          <w:tcPr>
+            <w:tcW w:w="3120" w:type="dxa"/>
+          </w:tcPr>
+          <w:p>
+            <w:pPr/>
+            <w:r>
+              <w:t xml:space="preserve">Playbooks for 1–2 payers: QPA patterns, offer ranges, escalation contacts</w:t>
+            </w:r>
+          </w:p>
+        </w:tc>
+      </w:tr>
+      <w:tr>
+        <w:tc>
+          <w:tcPr>
+            <w:tcW w:w="3120" w:type="dxa"/>
+          </w:tcPr>
+          <w:p>
+            <w:pPr/>
+            <w:r>
+              <w:t xml:space="preserve">B · Specialist</w:t>
+            </w:r>
+          </w:p>
+        </w:tc>
+        <w:tc>
+          <w:tcPr>
+            <w:tcW w:w="3120" w:type="dxa"/>
+          </w:tcPr>
+          <w:p>
+            <w:pPr/>
+            <w:r>
+              <w:t xml:space="preserve">B5 Payer Outreach</w:t>
+            </w:r>
+          </w:p>
+        </w:tc>
+        <w:tc>
+          <w:tcPr>
+            <w:tcW w:w="3120" w:type="dxa"/>
+          </w:tcPr>
+          <w:p>
+            <w:pPr/>
+            <w:r>
+              <w:t xml:space="preserve">Payer calls, portals, provider-relations contacts, escalation paths</w:t>
+            </w:r>
+          </w:p>
+        </w:tc>
+      </w:tr>
+      <w:tr>
+        <w:tc>
+          <w:tcPr>
+            <w:tcW w:w="3120" w:type="dxa"/>
+          </w:tcPr>
+          <w:p>
+            <w:pPr/>
+            <w:r>
+              <w:t xml:space="preserve">A · Advanced</w:t>
+            </w:r>
+          </w:p>
+        </w:tc>
+        <w:tc>
+          <w:tcPr>
+            <w:tcW w:w="3120" w:type="dxa"/>
+          </w:tcPr>
+          <w:p>
+            <w:pPr/>
+            <w:r>
+              <w:t xml:space="preserve">A1 Reporting and Analysis</w:t>
+            </w:r>
+          </w:p>
+        </w:tc>
+        <w:tc>
+          <w:tcPr>
+            <w:tcW w:w="3120" w:type="dxa"/>
+          </w:tcPr>
+          <w:p>
+            <w:pPr/>
+            <w:r>
+              <w:t xml:space="preserve">Reports, dashboards and monthly trend analysis from ClickUp and eCW</w:t>
+            </w:r>
+          </w:p>
+        </w:tc>
+      </w:tr>
+      <w:tr>
+        <w:tc>
+          <w:tcPr>
+            <w:tcW w:w="3120" w:type="dxa"/>
+          </w:tcPr>
+          <w:p>
+            <w:pPr/>
+            <w:r>
+              <w:t xml:space="preserve">A · Advanced</w:t>
+            </w:r>
+          </w:p>
+        </w:tc>
+        <w:tc>
+          <w:tcPr>
+            <w:tcW w:w="3120" w:type="dxa"/>
+          </w:tcPr>
+          <w:p>
+            <w:pPr/>
+            <w:r>
+              <w:t xml:space="preserve">A2 IDR Strategy</w:t>
+            </w:r>
+          </w:p>
+        </w:tc>
+        <w:tc>
+          <w:tcPr>
+            <w:tcW w:w="3120" w:type="dxa"/>
+          </w:tcPr>
+          <w:p>
+            <w:pPr/>
+            <w:r>
+              <w:t xml:space="preserve">Offer setting, IDR entity selection, packet writing, outcome review</w:t>
+            </w:r>
+          </w:p>
+        </w:tc>
+      </w:tr>
+      <w:tr>
+        <w:tc>
+          <w:tcPr>
+            <w:tcW w:w="3120" w:type="dxa"/>
+          </w:tcPr>
+          <w:p>
+            <w:pPr/>
+            <w:r>
+              <w:t xml:space="preserve">A · Advanced</w:t>
+            </w:r>
+          </w:p>
+        </w:tc>
+        <w:tc>
+          <w:tcPr>
+            <w:tcW w:w="3120" w:type="dxa"/>
+          </w:tcPr>
+          <w:p>
+            <w:pPr/>
+            <w:r>
+              <w:t xml:space="preserve">A3 Medical Terminology</w:t>
+            </w:r>
+          </w:p>
+        </w:tc>
+        <w:tc>
+          <w:tcPr>
+            <w:tcW w:w="3120" w:type="dxa"/>
+          </w:tcPr>
+          <w:p>
+            <w:pPr/>
+            <w:r>
+              <w:t xml:space="preserve">Clinical terms and complex charts, in support of coding, appeals and reports</w:t>
+            </w:r>
+          </w:p>
+        </w:tc>
+      </w:tr>
+      <w:tr>
+        <w:tc>
+          <w:tcPr>
+            <w:tcW w:w="3120" w:type="dxa"/>
+          </w:tcPr>
+          <w:p>
+            <w:pPr/>
+            <w:r>
+              <w:t xml:space="preserve">A · Advanced</w:t>
+            </w:r>
+          </w:p>
+        </w:tc>
+        <w:tc>
+          <w:tcPr>
+            <w:tcW w:w="3120" w:type="dxa"/>
+          </w:tcPr>
+          <w:p>
+            <w:pPr/>
+            <w:r>
+              <w:t xml:space="preserve">A4 Billing Strategy</w:t>
+            </w:r>
+          </w:p>
+        </w:tc>
+        <w:tc>
+          <w:tcPr>
+            <w:tcW w:w="3120" w:type="dxa"/>
+          </w:tcPr>
+          <w:p>
+            <w:pPr/>
+            <w:r>
+              <w:t xml:space="preserve">Payer billing rules, timely filing, denial prevention, upstream fixes</w:t>
+            </w:r>
+          </w:p>
+        </w:tc>
+      </w:tr>
+      <w:tr>
+        <w:tc>
+          <w:tcPr>
+            <w:tcW w:w="3120" w:type="dxa"/>
+          </w:tcPr>
+          <w:p>
+            <w:pPr/>
+            <w:r>
+              <w:t xml:space="preserve">A · Advanced</w:t>
+            </w:r>
+          </w:p>
+        </w:tc>
+        <w:tc>
+          <w:tcPr>
+            <w:tcW w:w="3120" w:type="dxa"/>
+          </w:tcPr>
+          <w:p>
+            <w:pPr/>
+            <w:r>
+              <w:t xml:space="preserve">A5 Innovation</w:t>
+            </w:r>
+          </w:p>
+        </w:tc>
+        <w:tc>
+          <w:tcPr>
+            <w:tcW w:w="3120" w:type="dxa"/>
+          </w:tcPr>
+          <w:p>
+            <w:pPr/>
+            <w:r>
+              <w:t xml:space="preserve">Automations, AI prompts and process improvements with measured results</w:t>
             </w:r>
           </w:p>
         </w:tc>
@@ -946,34 +1210,7 @@
     <w:p>
       <w:pPr/>
       <w:r>
-        <w:rPr>
-          <w:b/>
-        </w:rPr>
-        <w:t xml:space="preserve">What each window offers:</w:t>
-      </w:r>
-    </w:p>
-    <w:p>
-      <w:pPr>
-        <w:pStyle w:val="ListParagraph"/>
-        <w:numPr>
-          <w:ilvl w:val="0"/>
-          <w:numId w:val="6"/>
-        </w:numPr>
-      </w:pPr>
-      <w:r>
-        <w:t xml:space="preserve">The assessment for every core and advanced badge, scored by a Badge Panel: a QA reviewer plus 2 assessors (L4s or team leads) from other teams.</w:t>
-      </w:r>
-    </w:p>
-    <w:p>
-      <w:pPr>
-        <w:pStyle w:val="ListParagraph"/>
-        <w:numPr>
-          <w:ilvl w:val="0"/>
-          <w:numId w:val="6"/>
-        </w:numPr>
-      </w:pPr>
-      <w:r>
-        <w:t xml:space="preserve">The full skill assessment, which shows a member's current level and training needs across all 9 badges.</w:t>
+        <w:t xml:space="preserve">Course hours, supervised production, assessments and pass marks for each badge are in the badge competency matrix and the Training Academy curriculum.</w:t>
       </w:r>
     </w:p>
     <w:p>
@@ -982,49 +1219,130 @@
         <w:rPr>
           <w:b/>
         </w:rPr>
-        <w:t xml:space="preserve">Two ways to earn a badge:</w:t>
-      </w:r>
-    </w:p>
-    <w:p>
-      <w:pPr>
-        <w:pStyle w:val="ListParagraph"/>
-        <w:numPr>
-          <w:ilvl w:val="0"/>
-          <w:numId w:val="7"/>
-        </w:numPr>
-      </w:pPr>
-      <w:r>
-        <w:rPr>
-          <w:b/>
-        </w:rPr>
-        <w:t xml:space="preserve">Course route:</w:t>
-      </w:r>
-      <w:r>
-        <w:t xml:space="preserve"> for new hires and anyone new to the task. Academy module, then supervised production, then the window assessment.</w:t>
-      </w:r>
-    </w:p>
-    <w:p>
-      <w:pPr>
-        <w:pStyle w:val="ListParagraph"/>
-        <w:numPr>
-          <w:ilvl w:val="0"/>
-          <w:numId w:val="7"/>
-        </w:numPr>
-      </w:pPr>
-      <w:r>
-        <w:rPr>
-          <w:b/>
-        </w:rPr>
-        <w:t xml:space="preserve">Test-out route:</w:t>
-      </w:r>
-      <w:r>
-        <w:t xml:space="preserve"> for members who already do the work. Enrol directly in the window assessment. A pass is followed by 10 supervised cases before ClickUp starts routing that work.</w:t>
+        <w:t xml:space="preserve">Role at each level:</w:t>
+      </w:r>
+    </w:p>
+    <w:p>
+      <w:pPr>
+        <w:pStyle w:val="ListParagraph"/>
+        <w:numPr>
+          <w:ilvl w:val="0"/>
+          <w:numId w:val="3"/>
+        </w:numPr>
+      </w:pPr>
+      <w:r>
+        <w:rPr>
+          <w:b/>
+        </w:rPr>
+        <w:t xml:space="preserve">L3 Senior Specialist I:</w:t>
+      </w:r>
+      <w:r>
+        <w:t xml:space="preserve"> the team's expert on a payer portfolio, a peer QA reviewer and mentor, and eligible for team lead.</w:t>
+      </w:r>
+    </w:p>
+    <w:p>
+      <w:pPr>
+        <w:pStyle w:val="ListParagraph"/>
+        <w:numPr>
+          <w:ilvl w:val="0"/>
+          <w:numId w:val="3"/>
+        </w:numPr>
+      </w:pPr>
+      <w:r>
+        <w:rPr>
+          <w:b/>
+        </w:rPr>
+        <w:t xml:space="preserve">L4 Senior Specialist II:</w:t>
+      </w:r>
+      <w:r>
+        <w:t xml:space="preserve"> leads a specialty group, sits on Badge Panels as an assessor and teaches in the Academy. These are the duties of the old L4 Principal.</w:t>
       </w:r>
     </w:p>
     <w:p>
       <w:pPr/>
       <w:r>
-        <w:t xml:space="preserve">A failed assessment can be retaken in the next window, after targeted practice agreed with the team lead.</w:t>
+        <w:rPr>
+          <w:b/>
+        </w:rPr>
+        <w:t xml:space="preserve">Leveling tests and the annual top 10%:</w:t>
+      </w:r>
+    </w:p>
+    <w:p>
+      <w:pPr>
+        <w:pStyle w:val="ListParagraph"/>
+        <w:numPr>
+          <w:ilvl w:val="0"/>
+          <w:numId w:val="4"/>
+        </w:numPr>
+      </w:pPr>
+      <w:r>
+        <w:rPr>
+          <w:b/>
+        </w:rPr>
+        <w:t xml:space="preserve">Leveling tests (L3, L4, L5):</w:t>
+      </w:r>
+      <w:r>
+        <w:t xml:space="preserve"> held in the quarterly test windows. A case-based exam across the level's badges, plus a review of the last 6 months: QA of 95% or higher for L3, 97% or higher for L4 and L5, and zero missed deadlines.</w:t>
+      </w:r>
+    </w:p>
+    <w:p>
+      <w:pPr>
+        <w:pStyle w:val="ListParagraph"/>
+        <w:numPr>
+          <w:ilvl w:val="0"/>
+          <w:numId w:val="4"/>
+        </w:numPr>
+      </w:pPr>
+      <w:r>
+        <w:rPr>
+          <w:b/>
+        </w:rPr>
+        <w:t xml:space="preserve">Team Lead (L5):</w:t>
+      </w:r>
+      <w:r>
+        <w:t xml:space="preserve"> the L5 leveling test plus a coaching assessment, and an internally posted team lead seat.</w:t>
+      </w:r>
+    </w:p>
+    <w:p>
+      <w:pPr>
+        <w:pStyle w:val="ListParagraph"/>
+        <w:numPr>
+          <w:ilvl w:val="0"/>
+          <w:numId w:val="4"/>
+        </w:numPr>
+      </w:pPr>
+      <w:r>
+        <w:rPr>
+          <w:b/>
+        </w:rPr>
+        <w:t xml:space="preserve">Manager (L5):</w:t>
+      </w:r>
+      <w:r>
+        <w:t xml:space="preserve"> the L5 leveling test plus a leadership assessment, and an internally posted manager seat.</w:t>
+      </w:r>
+    </w:p>
+    <w:p>
+      <w:pPr>
+        <w:pStyle w:val="ListParagraph"/>
+        <w:numPr>
+          <w:ilvl w:val="0"/>
+          <w:numId w:val="4"/>
+        </w:numPr>
+      </w:pPr>
+      <w:r>
+        <w:rPr>
+          <w:b/>
+        </w:rPr>
+        <w:t xml:space="preserve">Annual top 10%:</w:t>
+      </w:r>
+      <w:r>
+        <w:t xml:space="preserve"> every December, members are ranked within their level on the year's KPIs. The top 10% earn any badges of their current level they don't yet hold. An L2 in the top 10% moves up to L3 without the leveling test, and earns any missing L3 badges within the next 12 months while keeping the level.</w:t>
+      </w:r>
+    </w:p>
+    <w:p>
+      <w:pPr/>
+      <w:r>
+        <w:t xml:space="preserve">Leaders keep their badges and their QA reviews.</w:t>
       </w:r>
     </w:p>
     <w:p>
@@ -1032,82 +1350,13 @@
         <w:pStyle w:val="Heading2"/>
       </w:pPr>
       <w:r>
-        <w:t xml:space="preserve">Keeping badges: the semiannual review</w:t>
+        <w:t xml:space="preserve">Earning badges: quarterly test windows</w:t>
       </w:r>
     </w:p>
     <w:p>
       <w:pPr/>
       <w:r>
-        <w:t xml:space="preserve">Every June 30 and December 31, each member's KPIs for the half-year decide which badges they keep. The June 2027 review is for coaching only, and consequences start with the December 2027 review.</w:t>
-      </w:r>
-    </w:p>
-    <w:p>
-      <w:pPr/>
-      <w:r>
-        <w:rPr>
-          <w:b/>
-        </w:rPr>
-        <w:t xml:space="preserve">The review looks at:</w:t>
-      </w:r>
-      <w:r>
-        <w:t xml:space="preserve"> QA by badge, critical errors, work units against target, and Net Recovery against the member's tier.</w:t>
-      </w:r>
-    </w:p>
-    <w:p>
-      <w:pPr/>
-      <w:r>
-        <w:rPr>
-          <w:b/>
-        </w:rPr>
-        <w:t xml:space="preserve">A badge is lost when, over the half-year, any of these is true:</w:t>
-      </w:r>
-    </w:p>
-    <w:p>
-      <w:pPr>
-        <w:pStyle w:val="ListParagraph"/>
-        <w:numPr>
-          <w:ilvl w:val="0"/>
-          <w:numId w:val="8"/>
-        </w:numPr>
-      </w:pPr>
-      <w:r>
-        <w:t xml:space="preserve">Its QA is below the badge's keep threshold.</w:t>
-      </w:r>
-    </w:p>
-    <w:p>
-      <w:pPr>
-        <w:pStyle w:val="ListParagraph"/>
-        <w:numPr>
-          <w:ilvl w:val="0"/>
-          <w:numId w:val="8"/>
-        </w:numPr>
-      </w:pPr>
-      <w:r>
-        <w:t xml:space="preserve">It has 2 or more critical errors.</w:t>
-      </w:r>
-    </w:p>
-    <w:p>
-      <w:pPr>
-        <w:pStyle w:val="ListParagraph"/>
-        <w:numPr>
-          <w:ilvl w:val="0"/>
-          <w:numId w:val="8"/>
-        </w:numPr>
-      </w:pPr>
-      <w:r>
-        <w:t xml:space="preserve">It was suspended and not re-earned by the review.</w:t>
-      </w:r>
-    </w:p>
-    <w:p>
-      <w:pPr/>
-      <w:r>
-        <w:rPr>
-          <w:b/>
-        </w:rPr>
-        <w:t xml:space="preserve">Consequences</w:t>
-      </w:r>
-      <w:r>
-        <w:t xml:space="preserve"> are counted against the badges held at the start of the half-year, rounded up to whole badges:</w:t>
+        <w:t xml:space="preserve">Badges are earned in four test windows a year, so every member knows when they can certify and can plan for it.</w:t>
       </w:r>
     </w:p>
     <w:tbl>
@@ -1134,13 +1383,399 @@
           <w:p>
             <w:pPr/>
             <w:r>
+              <w:t xml:space="preserve">Window</w:t>
+            </w:r>
+          </w:p>
+        </w:tc>
+        <w:tc>
+          <w:tcPr>
+            <w:tcW w:w="3120" w:type="dxa"/>
+            <w:shd w:val="clear" w:color="auto" w:fill="F2F2F2"/>
+          </w:tcPr>
+          <w:p>
+            <w:pPr/>
+            <w:r>
+              <w:t xml:space="preserve">Enrolment closes</w:t>
+            </w:r>
+          </w:p>
+        </w:tc>
+        <w:tc>
+          <w:tcPr>
+            <w:tcW w:w="3120" w:type="dxa"/>
+            <w:shd w:val="clear" w:color="auto" w:fill="F2F2F2"/>
+          </w:tcPr>
+          <w:p>
+            <w:pPr/>
+            <w:r>
+              <w:t xml:space="preserve">Results published</w:t>
+            </w:r>
+          </w:p>
+        </w:tc>
+      </w:tr>
+      <w:tr>
+        <w:tc>
+          <w:tcPr>
+            <w:tcW w:w="3120" w:type="dxa"/>
+          </w:tcPr>
+          <w:p>
+            <w:pPr/>
+            <w:r>
+              <w:t xml:space="preserve">Last two weeks of March</w:t>
+            </w:r>
+          </w:p>
+        </w:tc>
+        <w:tc>
+          <w:tcPr>
+            <w:tcW w:w="3120" w:type="dxa"/>
+          </w:tcPr>
+          <w:p>
+            <w:pPr/>
+            <w:r>
+              <w:t xml:space="preserve">4 weeks before</w:t>
+            </w:r>
+          </w:p>
+        </w:tc>
+        <w:tc>
+          <w:tcPr>
+            <w:tcW w:w="3120" w:type="dxa"/>
+          </w:tcPr>
+          <w:p>
+            <w:pPr/>
+            <w:r>
+              <w:t xml:space="preserve">Within 10 business days</w:t>
+            </w:r>
+          </w:p>
+        </w:tc>
+      </w:tr>
+      <w:tr>
+        <w:tc>
+          <w:tcPr>
+            <w:tcW w:w="3120" w:type="dxa"/>
+          </w:tcPr>
+          <w:p>
+            <w:pPr/>
+            <w:r>
+              <w:t xml:space="preserve">Last two weeks of June</w:t>
+            </w:r>
+          </w:p>
+        </w:tc>
+        <w:tc>
+          <w:tcPr>
+            <w:tcW w:w="3120" w:type="dxa"/>
+          </w:tcPr>
+          <w:p>
+            <w:pPr/>
+            <w:r>
+              <w:t xml:space="preserve">4 weeks before</w:t>
+            </w:r>
+          </w:p>
+        </w:tc>
+        <w:tc>
+          <w:tcPr>
+            <w:tcW w:w="3120" w:type="dxa"/>
+          </w:tcPr>
+          <w:p>
+            <w:pPr/>
+            <w:r>
+              <w:t xml:space="preserve">Within 10 business days</w:t>
+            </w:r>
+          </w:p>
+        </w:tc>
+      </w:tr>
+      <w:tr>
+        <w:tc>
+          <w:tcPr>
+            <w:tcW w:w="3120" w:type="dxa"/>
+          </w:tcPr>
+          <w:p>
+            <w:pPr/>
+            <w:r>
+              <w:t xml:space="preserve">Last two weeks of September</w:t>
+            </w:r>
+          </w:p>
+        </w:tc>
+        <w:tc>
+          <w:tcPr>
+            <w:tcW w:w="3120" w:type="dxa"/>
+          </w:tcPr>
+          <w:p>
+            <w:pPr/>
+            <w:r>
+              <w:t xml:space="preserve">4 weeks before</w:t>
+            </w:r>
+          </w:p>
+        </w:tc>
+        <w:tc>
+          <w:tcPr>
+            <w:tcW w:w="3120" w:type="dxa"/>
+          </w:tcPr>
+          <w:p>
+            <w:pPr/>
+            <w:r>
+              <w:t xml:space="preserve">Within 10 business days</w:t>
+            </w:r>
+          </w:p>
+        </w:tc>
+      </w:tr>
+      <w:tr>
+        <w:tc>
+          <w:tcPr>
+            <w:tcW w:w="3120" w:type="dxa"/>
+          </w:tcPr>
+          <w:p>
+            <w:pPr/>
+            <w:r>
+              <w:t xml:space="preserve">Last two weeks of December</w:t>
+            </w:r>
+          </w:p>
+        </w:tc>
+        <w:tc>
+          <w:tcPr>
+            <w:tcW w:w="3120" w:type="dxa"/>
+          </w:tcPr>
+          <w:p>
+            <w:pPr/>
+            <w:r>
+              <w:t xml:space="preserve">4 weeks before</w:t>
+            </w:r>
+          </w:p>
+        </w:tc>
+        <w:tc>
+          <w:tcPr>
+            <w:tcW w:w="3120" w:type="dxa"/>
+          </w:tcPr>
+          <w:p>
+            <w:pPr/>
+            <w:r>
+              <w:t xml:space="preserve">Within 10 business days</w:t>
+            </w:r>
+          </w:p>
+        </w:tc>
+      </w:tr>
+    </w:tbl>
+    <w:p>
+      <w:pPr/>
+      <w:r>
+        <w:rPr>
+          <w:b/>
+        </w:rPr>
+        <w:t xml:space="preserve">What each window offers:</w:t>
+      </w:r>
+    </w:p>
+    <w:p>
+      <w:pPr>
+        <w:pStyle w:val="ListParagraph"/>
+        <w:numPr>
+          <w:ilvl w:val="0"/>
+          <w:numId w:val="5"/>
+        </w:numPr>
+      </w:pPr>
+      <w:r>
+        <w:t xml:space="preserve">The assessment for every C, B and A badge, scored by a Badge Panel: a QA reviewer plus 2 assessors (L4s or team leads) from other teams.</w:t>
+      </w:r>
+    </w:p>
+    <w:p>
+      <w:pPr>
+        <w:pStyle w:val="ListParagraph"/>
+        <w:numPr>
+          <w:ilvl w:val="0"/>
+          <w:numId w:val="5"/>
+        </w:numPr>
+      </w:pPr>
+      <w:r>
+        <w:t xml:space="preserve">The L3, L4 and L5 leveling tests, for members who hold the level's badges.</w:t>
+      </w:r>
+    </w:p>
+    <w:p>
+      <w:pPr>
+        <w:pStyle w:val="ListParagraph"/>
+        <w:numPr>
+          <w:ilvl w:val="0"/>
+          <w:numId w:val="5"/>
+        </w:numPr>
+      </w:pPr>
+      <w:r>
+        <w:t xml:space="preserve">The full skill assessment, which shows a member's current level and training needs across all 15 badges.</w:t>
+      </w:r>
+    </w:p>
+    <w:p>
+      <w:pPr/>
+      <w:r>
+        <w:rPr>
+          <w:b/>
+        </w:rPr>
+        <w:t xml:space="preserve">Two ways to earn a badge:</w:t>
+      </w:r>
+    </w:p>
+    <w:p>
+      <w:pPr>
+        <w:pStyle w:val="ListParagraph"/>
+        <w:numPr>
+          <w:ilvl w:val="0"/>
+          <w:numId w:val="6"/>
+        </w:numPr>
+      </w:pPr>
+      <w:r>
+        <w:rPr>
+          <w:b/>
+        </w:rPr>
+        <w:t xml:space="preserve">Course route:</w:t>
+      </w:r>
+      <w:r>
+        <w:t xml:space="preserve"> for new hires and anyone new to the task. Academy module, then supervised production, then the window assessment.</w:t>
+      </w:r>
+    </w:p>
+    <w:p>
+      <w:pPr>
+        <w:pStyle w:val="ListParagraph"/>
+        <w:numPr>
+          <w:ilvl w:val="0"/>
+          <w:numId w:val="6"/>
+        </w:numPr>
+      </w:pPr>
+      <w:r>
+        <w:rPr>
+          <w:b/>
+        </w:rPr>
+        <w:t xml:space="preserve">Test-out route:</w:t>
+      </w:r>
+      <w:r>
+        <w:t xml:space="preserve"> for members who already do the work. Enrol directly in the window assessment. A pass is followed by 10 supervised cases before ClickUp starts routing that work.</w:t>
+      </w:r>
+    </w:p>
+    <w:p>
+      <w:pPr/>
+      <w:r>
+        <w:t xml:space="preserve">A failed assessment can be retaken in the next window, after targeted practice agreed with the team lead.</w:t>
+      </w:r>
+    </w:p>
+    <w:p>
+      <w:pPr>
+        <w:pStyle w:val="Heading2"/>
+      </w:pPr>
+      <w:r>
+        <w:t xml:space="preserve">Keeping badges: the semiannual review</w:t>
+      </w:r>
+    </w:p>
+    <w:p>
+      <w:pPr/>
+      <w:r>
+        <w:t xml:space="preserve">Every June 30 and December 31, each member's KPIs for the half-year decide which badges they keep. The June 2027 review is for coaching only, and consequences start with the December 2027 review.</w:t>
+      </w:r>
+    </w:p>
+    <w:p>
+      <w:pPr/>
+      <w:r>
+        <w:rPr>
+          <w:b/>
+        </w:rPr>
+        <w:t xml:space="preserve">The review looks at:</w:t>
+      </w:r>
+      <w:r>
+        <w:t xml:space="preserve"> QA by badge, critical errors, work units against target, and Net Recovery against the member's tier.</w:t>
+      </w:r>
+    </w:p>
+    <w:p>
+      <w:pPr/>
+      <w:r>
+        <w:rPr>
+          <w:b/>
+        </w:rPr>
+        <w:t xml:space="preserve">A badge is lost when, over the half-year, any of these is true:</w:t>
+      </w:r>
+    </w:p>
+    <w:p>
+      <w:pPr>
+        <w:pStyle w:val="ListParagraph"/>
+        <w:numPr>
+          <w:ilvl w:val="0"/>
+          <w:numId w:val="7"/>
+        </w:numPr>
+      </w:pPr>
+      <w:r>
+        <w:t xml:space="preserve">Its QA is below the badge's keep threshold.</w:t>
+      </w:r>
+    </w:p>
+    <w:p>
+      <w:pPr>
+        <w:pStyle w:val="ListParagraph"/>
+        <w:numPr>
+          <w:ilvl w:val="0"/>
+          <w:numId w:val="7"/>
+        </w:numPr>
+      </w:pPr>
+      <w:r>
+        <w:t xml:space="preserve">It has 2 or more critical errors.</w:t>
+      </w:r>
+    </w:p>
+    <w:p>
+      <w:pPr>
+        <w:pStyle w:val="ListParagraph"/>
+        <w:numPr>
+          <w:ilvl w:val="0"/>
+          <w:numId w:val="7"/>
+        </w:numPr>
+      </w:pPr>
+      <w:r>
+        <w:t xml:space="preserve">It was suspended and not re-earned by the review.</w:t>
+      </w:r>
+    </w:p>
+    <w:p>
+      <w:pPr/>
+      <w:r>
+        <w:rPr>
+          <w:b/>
+        </w:rPr>
+        <w:t xml:space="preserve">Consequences</w:t>
+      </w:r>
+      <w:r>
+        <w:t xml:space="preserve"> are counted against the badges held at the start of the half-year, rounded up to whole badges:</w:t>
+      </w:r>
+    </w:p>
+    <w:tbl>
+      <w:tblPr>
+        <w:tblStyle w:val="TableGrid"/>
+        <w:tblW w:w="0" w:type="auto"/>
+        <w:tblLayout w:type="fixed"/>
+        <w:tblLook w:val="04A0" w:firstRow="1" w:lastRow="0" w:firstColumn="0" w:lastColumn="0" w:noHBand="0" w:noVBand="1"/>
+      </w:tblPr>
+      <w:tblGrid>
+        <w:gridCol w:w="2340"/>
+        <w:gridCol w:w="2340"/>
+        <w:gridCol w:w="2340"/>
+        <w:gridCol w:w="2340"/>
+      </w:tblGrid>
+      <w:tr>
+        <w:trPr>
+          <w:tblHeader/>
+        </w:trPr>
+        <w:tc>
+          <w:tcPr>
+            <w:tcW w:w="2340" w:type="dxa"/>
+            <w:shd w:val="clear" w:color="auto" w:fill="F2F2F2"/>
+          </w:tcPr>
+          <w:p>
+            <w:pPr/>
+            <w:r>
+              <w:t xml:space="preserve">Level</w:t>
+            </w:r>
+          </w:p>
+        </w:tc>
+        <w:tc>
+          <w:tcPr>
+            <w:tcW w:w="2340" w:type="dxa"/>
+            <w:shd w:val="clear" w:color="auto" w:fill="F2F2F2"/>
+          </w:tcPr>
+          <w:p>
+            <w:pPr/>
+            <w:r>
               <w:t xml:space="preserve">Badges held</w:t>
             </w:r>
           </w:p>
         </w:tc>
         <w:tc>
           <w:tcPr>
-            <w:tcW w:w="3120" w:type="dxa"/>
+            <w:tcW w:w="2340" w:type="dxa"/>
             <w:shd w:val="clear" w:color="auto" w:fill="F2F2F2"/>
           </w:tcPr>
           <w:p>
@@ -1152,7 +1787,7 @@
         </w:tc>
         <w:tc>
           <w:tcPr>
-            <w:tcW w:w="3120" w:type="dxa"/>
+            <w:tcW w:w="2340" w:type="dxa"/>
             <w:shd w:val="clear" w:color="auto" w:fill="F2F2F2"/>
           </w:tcPr>
           <w:p>
@@ -1166,29 +1801,29 @@
       <w:tr>
         <w:tc>
           <w:tcPr>
-            <w:tcW w:w="3120" w:type="dxa"/>
-          </w:tcPr>
-          <w:p>
-            <w:pPr/>
-            <w:r>
-              <w:t xml:space="preserve">4</w:t>
-            </w:r>
-          </w:p>
-        </w:tc>
-        <w:tc>
-          <w:tcPr>
-            <w:tcW w:w="3120" w:type="dxa"/>
-          </w:tcPr>
-          <w:p>
-            <w:pPr/>
-            <w:r>
-              <w:t xml:space="preserve">1 lost</w:t>
-            </w:r>
-          </w:p>
-        </w:tc>
-        <w:tc>
-          <w:tcPr>
-            <w:tcW w:w="3120" w:type="dxa"/>
+            <w:tcW w:w="2340" w:type="dxa"/>
+          </w:tcPr>
+          <w:p>
+            <w:pPr/>
+            <w:r>
+              <w:t xml:space="preserve">L1</w:t>
+            </w:r>
+          </w:p>
+        </w:tc>
+        <w:tc>
+          <w:tcPr>
+            <w:tcW w:w="2340" w:type="dxa"/>
+          </w:tcPr>
+          <w:p>
+            <w:pPr/>
+            <w:r>
+              <w:t xml:space="preserve">5</w:t>
+            </w:r>
+          </w:p>
+        </w:tc>
+        <w:tc>
+          <w:tcPr>
+            <w:tcW w:w="2340" w:type="dxa"/>
           </w:tcPr>
           <w:p>
             <w:pPr/>
@@ -1197,22 +1832,44 @@
             </w:r>
           </w:p>
         </w:tc>
-      </w:tr>
-      <w:tr>
-        <w:tc>
-          <w:tcPr>
-            <w:tcW w:w="3120" w:type="dxa"/>
-          </w:tcPr>
-          <w:p>
-            <w:pPr/>
-            <w:r>
-              <w:t xml:space="preserve">5</w:t>
-            </w:r>
-          </w:p>
-        </w:tc>
-        <w:tc>
-          <w:tcPr>
-            <w:tcW w:w="3120" w:type="dxa"/>
+        <w:tc>
+          <w:tcPr>
+            <w:tcW w:w="2340" w:type="dxa"/>
+          </w:tcPr>
+          <w:p>
+            <w:pPr/>
+            <w:r>
+              <w:t xml:space="preserve">3 lost</w:t>
+            </w:r>
+          </w:p>
+        </w:tc>
+      </w:tr>
+      <w:tr>
+        <w:tc>
+          <w:tcPr>
+            <w:tcW w:w="2340" w:type="dxa"/>
+          </w:tcPr>
+          <w:p>
+            <w:pPr/>
+            <w:r>
+              <w:t xml:space="preserve">L2</w:t>
+            </w:r>
+          </w:p>
+        </w:tc>
+        <w:tc>
+          <w:tcPr>
+            <w:tcW w:w="2340" w:type="dxa"/>
+          </w:tcPr>
+          <w:p>
+            <w:pPr/>
+            <w:r>
+              <w:t xml:space="preserve">8</w:t>
+            </w:r>
+          </w:p>
+        </w:tc>
+        <w:tc>
+          <w:tcPr>
+            <w:tcW w:w="2340" w:type="dxa"/>
           </w:tcPr>
           <w:p>
             <w:pPr/>
@@ -1223,7 +1880,42 @@
         </w:tc>
         <w:tc>
           <w:tcPr>
-            <w:tcW w:w="3120" w:type="dxa"/>
+            <w:tcW w:w="2340" w:type="dxa"/>
+          </w:tcPr>
+          <w:p>
+            <w:pPr/>
+            <w:r>
+              <w:t xml:space="preserve">4 lost</w:t>
+            </w:r>
+          </w:p>
+        </w:tc>
+      </w:tr>
+      <w:tr>
+        <w:tc>
+          <w:tcPr>
+            <w:tcW w:w="2340" w:type="dxa"/>
+          </w:tcPr>
+          <w:p>
+            <w:pPr/>
+            <w:r>
+              <w:t xml:space="preserve">L3</w:t>
+            </w:r>
+          </w:p>
+        </w:tc>
+        <w:tc>
+          <w:tcPr>
+            <w:tcW w:w="2340" w:type="dxa"/>
+          </w:tcPr>
+          <w:p>
+            <w:pPr/>
+            <w:r>
+              <w:t xml:space="preserve">11</w:t>
+            </w:r>
+          </w:p>
+        </w:tc>
+        <w:tc>
+          <w:tcPr>
+            <w:tcW w:w="2340" w:type="dxa"/>
           </w:tcPr>
           <w:p>
             <w:pPr/>
@@ -1232,68 +1924,44 @@
             </w:r>
           </w:p>
         </w:tc>
-      </w:tr>
-      <w:tr>
-        <w:tc>
-          <w:tcPr>
-            <w:tcW w:w="3120" w:type="dxa"/>
-          </w:tcPr>
-          <w:p>
-            <w:pPr/>
-            <w:r>
-              <w:t xml:space="preserve">6</w:t>
-            </w:r>
-          </w:p>
-        </w:tc>
-        <w:tc>
-          <w:tcPr>
-            <w:tcW w:w="3120" w:type="dxa"/>
-          </w:tcPr>
-          <w:p>
-            <w:pPr/>
-            <w:r>
-              <w:t xml:space="preserve">2 lost</w:t>
-            </w:r>
-          </w:p>
-        </w:tc>
-        <w:tc>
-          <w:tcPr>
-            <w:tcW w:w="3120" w:type="dxa"/>
-          </w:tcPr>
-          <w:p>
-            <w:pPr/>
-            <w:r>
-              <w:t xml:space="preserve">3 lost</w:t>
-            </w:r>
-          </w:p>
-        </w:tc>
-      </w:tr>
-      <w:tr>
-        <w:tc>
-          <w:tcPr>
-            <w:tcW w:w="3120" w:type="dxa"/>
-          </w:tcPr>
-          <w:p>
-            <w:pPr/>
-            <w:r>
-              <w:t xml:space="preserve">7</w:t>
-            </w:r>
-          </w:p>
-        </w:tc>
-        <w:tc>
-          <w:tcPr>
-            <w:tcW w:w="3120" w:type="dxa"/>
-          </w:tcPr>
-          <w:p>
-            <w:pPr/>
-            <w:r>
-              <w:t xml:space="preserve">2 lost</w:t>
-            </w:r>
-          </w:p>
-        </w:tc>
-        <w:tc>
-          <w:tcPr>
-            <w:tcW w:w="3120" w:type="dxa"/>
+        <w:tc>
+          <w:tcPr>
+            <w:tcW w:w="2340" w:type="dxa"/>
+          </w:tcPr>
+          <w:p>
+            <w:pPr/>
+            <w:r>
+              <w:t xml:space="preserve">6 lost</w:t>
+            </w:r>
+          </w:p>
+        </w:tc>
+      </w:tr>
+      <w:tr>
+        <w:tc>
+          <w:tcPr>
+            <w:tcW w:w="2340" w:type="dxa"/>
+          </w:tcPr>
+          <w:p>
+            <w:pPr/>
+            <w:r>
+              <w:t xml:space="preserve">L4</w:t>
+            </w:r>
+          </w:p>
+        </w:tc>
+        <w:tc>
+          <w:tcPr>
+            <w:tcW w:w="2340" w:type="dxa"/>
+          </w:tcPr>
+          <w:p>
+            <w:pPr/>
+            <w:r>
+              <w:t xml:space="preserve">13</w:t>
+            </w:r>
+          </w:p>
+        </w:tc>
+        <w:tc>
+          <w:tcPr>
+            <w:tcW w:w="2340" w:type="dxa"/>
           </w:tcPr>
           <w:p>
             <w:pPr/>
@@ -1302,33 +1970,44 @@
             </w:r>
           </w:p>
         </w:tc>
-      </w:tr>
-      <w:tr>
-        <w:tc>
-          <w:tcPr>
-            <w:tcW w:w="3120" w:type="dxa"/>
-          </w:tcPr>
-          <w:p>
-            <w:pPr/>
-            <w:r>
-              <w:t xml:space="preserve">8</w:t>
-            </w:r>
-          </w:p>
-        </w:tc>
-        <w:tc>
-          <w:tcPr>
-            <w:tcW w:w="3120" w:type="dxa"/>
-          </w:tcPr>
-          <w:p>
-            <w:pPr/>
-            <w:r>
-              <w:t xml:space="preserve">2 lost</w:t>
-            </w:r>
-          </w:p>
-        </w:tc>
-        <w:tc>
-          <w:tcPr>
-            <w:tcW w:w="3120" w:type="dxa"/>
+        <w:tc>
+          <w:tcPr>
+            <w:tcW w:w="2340" w:type="dxa"/>
+          </w:tcPr>
+          <w:p>
+            <w:pPr/>
+            <w:r>
+              <w:t xml:space="preserve">7 lost</w:t>
+            </w:r>
+          </w:p>
+        </w:tc>
+      </w:tr>
+      <w:tr>
+        <w:tc>
+          <w:tcPr>
+            <w:tcW w:w="2340" w:type="dxa"/>
+          </w:tcPr>
+          <w:p>
+            <w:pPr/>
+            <w:r>
+              <w:t xml:space="preserve">L5</w:t>
+            </w:r>
+          </w:p>
+        </w:tc>
+        <w:tc>
+          <w:tcPr>
+            <w:tcW w:w="2340" w:type="dxa"/>
+          </w:tcPr>
+          <w:p>
+            <w:pPr/>
+            <w:r>
+              <w:t xml:space="preserve">14</w:t>
+            </w:r>
+          </w:p>
+        </w:tc>
+        <w:tc>
+          <w:tcPr>
+            <w:tcW w:w="2340" w:type="dxa"/>
           </w:tcPr>
           <w:p>
             <w:pPr/>
@@ -1337,44 +2016,100 @@
             </w:r>
           </w:p>
         </w:tc>
-      </w:tr>
-      <w:tr>
-        <w:tc>
-          <w:tcPr>
-            <w:tcW w:w="3120" w:type="dxa"/>
-          </w:tcPr>
-          <w:p>
-            <w:pPr/>
-            <w:r>
-              <w:t xml:space="preserve">9</w:t>
-            </w:r>
-          </w:p>
-        </w:tc>
-        <w:tc>
-          <w:tcPr>
-            <w:tcW w:w="3120" w:type="dxa"/>
-          </w:tcPr>
-          <w:p>
-            <w:pPr/>
-            <w:r>
-              <w:t xml:space="preserve">3 lost</w:t>
-            </w:r>
-          </w:p>
-        </w:tc>
-        <w:tc>
-          <w:tcPr>
-            <w:tcW w:w="3120" w:type="dxa"/>
-          </w:tcPr>
-          <w:p>
-            <w:pPr/>
-            <w:r>
-              <w:t xml:space="preserve">5 lost</w:t>
+        <w:tc>
+          <w:tcPr>
+            <w:tcW w:w="2340" w:type="dxa"/>
+          </w:tcPr>
+          <w:p>
+            <w:pPr/>
+            <w:r>
+              <w:t xml:space="preserve">7 lost</w:t>
             </w:r>
           </w:p>
         </w:tc>
       </w:tr>
     </w:tbl>
     <w:p>
+      <w:pPr/>
+      <w:r>
+        <w:t xml:space="preserve">Members holding more badges than their level needs count all the badges they hold at the start of the half-year.</w:t>
+      </w:r>
+    </w:p>
+    <w:p>
+      <w:pPr>
+        <w:pStyle w:val="ListParagraph"/>
+        <w:numPr>
+          <w:ilvl w:val="0"/>
+          <w:numId w:val="8"/>
+        </w:numPr>
+      </w:pPr>
+      <w:r>
+        <w:rPr>
+          <w:b/>
+        </w:rPr>
+        <w:t xml:space="preserve">Probation and coaching (90 days):</w:t>
+      </w:r>
+      <w:r>
+        <w:t xml:space="preserve"> a written plan, 100% review of the affected work, weekly check-ins with the team lead, and a re-test in the next window.</w:t>
+      </w:r>
+    </w:p>
+    <w:p>
+      <w:pPr>
+        <w:pStyle w:val="ListParagraph"/>
+        <w:numPr>
+          <w:ilvl w:val="0"/>
+          <w:numId w:val="8"/>
+        </w:numPr>
+      </w:pPr>
+      <w:r>
+        <w:rPr>
+          <w:b/>
+        </w:rPr>
+        <w:t xml:space="preserve">Termination:</w:t>
+      </w:r>
+      <w:r>
+        <w:t xml:space="preserve"> handled through the HR process, with documented reviews and one appeal. The rule is subject to HR and legal review under Lebanese labor law before it is published.</w:t>
+      </w:r>
+    </w:p>
+    <w:p>
+      <w:pPr>
+        <w:pStyle w:val="ListParagraph"/>
+        <w:numPr>
+          <w:ilvl w:val="0"/>
+          <w:numId w:val="8"/>
+        </w:numPr>
+      </w:pPr>
+      <w:r>
+        <w:rPr>
+          <w:b/>
+        </w:rPr>
+        <w:t xml:space="preserve">Level:</w:t>
+      </w:r>
+      <w:r>
+        <w:t xml:space="preserve"> when a member no longer holds the badges their level needs, the level is reset at the next quarterly window, and pay protection applies.</w:t>
+      </w:r>
+    </w:p>
+    <w:p>
+      <w:pPr/>
+      <w:r>
+        <w:t xml:space="preserve">Between reviews, the monthly QA rules still apply. One review below the keep threshold triggers a coaching plan. Two reviews in a row suspend the badge until it is re-earned.</w:t>
+      </w:r>
+    </w:p>
+    <w:p>
+      <w:pPr>
+        <w:pStyle w:val="Heading2"/>
+      </w:pPr>
+      <w:r>
+        <w:t xml:space="preserve">Pay rules</w:t>
+      </w:r>
+    </w:p>
+    <w:p>
+      <w:pPr/>
+      <w:r>
+        <w:t xml:space="preserve">Moving down a level never cuts pay, and moving up a level always raises it.</w:t>
+      </w:r>
+    </w:p>
+    <w:p>
       <w:pPr>
         <w:pStyle w:val="ListParagraph"/>
         <w:numPr>
@@ -1386,10 +2121,10 @@
         <w:rPr>
           <w:b/>
         </w:rPr>
-        <w:t xml:space="preserve">Probation and coaching (90 days):</w:t>
-      </w:r>
-      <w:r>
-        <w:t xml:space="preserve"> a written plan, 100% review of the affected work, weekly check-ins with the team lead, and a re-test in the next window.</w:t>
+        <w:t xml:space="preserve">Pay protection:</w:t>
+      </w:r>
+      <w:r>
+        <w:t xml:space="preserve"> no one's base pay goes down when their level changes. Anyone above their band maximum keeps their pay; their base is frozen, and merit increases are paid as a one-time lump sum until the band catches up.</w:t>
       </w:r>
     </w:p>
     <w:p>
@@ -1398,80 +2133,6 @@
         <w:numPr>
           <w:ilvl w:val="0"/>
           <w:numId w:val="9"/>
-        </w:numPr>
-      </w:pPr>
-      <w:r>
-        <w:rPr>
-          <w:b/>
-        </w:rPr>
-        <w:t xml:space="preserve">Termination:</w:t>
-      </w:r>
-      <w:r>
-        <w:t xml:space="preserve"> handled through the HR process, with documented reviews and one appeal. The rule is subject to HR and legal review under Lebanese labor law before it is published.</w:t>
-      </w:r>
-    </w:p>
-    <w:p>
-      <w:pPr>
-        <w:pStyle w:val="ListParagraph"/>
-        <w:numPr>
-          <w:ilvl w:val="0"/>
-          <w:numId w:val="9"/>
-        </w:numPr>
-      </w:pPr>
-      <w:r>
-        <w:rPr>
-          <w:b/>
-        </w:rPr>
-        <w:t xml:space="preserve">Level:</w:t>
-      </w:r>
-      <w:r>
-        <w:t xml:space="preserve"> when a member no longer holds the badges their level needs, the level is reset at the next quarterly window, and pay protection applies.</w:t>
-      </w:r>
-    </w:p>
-    <w:p>
-      <w:pPr/>
-      <w:r>
-        <w:t xml:space="preserve">Between reviews, the monthly QA rules still apply. One review below the keep threshold triggers a coaching plan. Two reviews in a row suspend the badge until it is re-earned.</w:t>
-      </w:r>
-    </w:p>
-    <w:p>
-      <w:pPr>
-        <w:pStyle w:val="Heading2"/>
-      </w:pPr>
-      <w:r>
-        <w:t xml:space="preserve">Pay rules</w:t>
-      </w:r>
-    </w:p>
-    <w:p>
-      <w:pPr/>
-      <w:r>
-        <w:t xml:space="preserve">Moving down a level never cuts pay, and moving up a level always raises it.</w:t>
-      </w:r>
-    </w:p>
-    <w:p>
-      <w:pPr>
-        <w:pStyle w:val="ListParagraph"/>
-        <w:numPr>
-          <w:ilvl w:val="0"/>
-          <w:numId w:val="10"/>
-        </w:numPr>
-      </w:pPr>
-      <w:r>
-        <w:rPr>
-          <w:b/>
-        </w:rPr>
-        <w:t xml:space="preserve">Pay protection:</w:t>
-      </w:r>
-      <w:r>
-        <w:t xml:space="preserve"> no one's base pay goes down when their level changes. Anyone above their band maximum keeps their pay; their base is frozen, and merit increases are paid as a one-time lump sum until the band catches up.</w:t>
-      </w:r>
-    </w:p>
-    <w:p>
-      <w:pPr>
-        <w:pStyle w:val="ListParagraph"/>
-        <w:numPr>
-          <w:ilvl w:val="0"/>
-          <w:numId w:val="10"/>
         </w:numPr>
       </w:pPr>
       <w:r>
@@ -1520,7 +2181,7 @@
           <w:p>
             <w:pPr/>
             <w:r>
-              <w:t xml:space="preserve">Minimum time in current level</w:t>
+              <w:t xml:space="preserve">How</w:t>
             </w:r>
           </w:p>
         </w:tc>
@@ -1545,6 +2206,41 @@
           <w:p>
             <w:pPr/>
             <w:r>
+              <w:t xml:space="preserve">L0 → L1</w:t>
+            </w:r>
+          </w:p>
+        </w:tc>
+        <w:tc>
+          <w:tcPr>
+            <w:tcW w:w="3120" w:type="dxa"/>
+          </w:tcPr>
+          <w:p>
+            <w:pPr/>
+            <w:r>
+              <w:t xml:space="preserve">Automatic once all 5 C badges are held</w:t>
+            </w:r>
+          </w:p>
+        </w:tc>
+        <w:tc>
+          <w:tcPr>
+            <w:tcW w:w="3120" w:type="dxa"/>
+          </w:tcPr>
+          <w:p>
+            <w:pPr/>
+            <w:r>
+              <w:t xml:space="preserve">5% or the new band minimum, whichever is higher</w:t>
+            </w:r>
+          </w:p>
+        </w:tc>
+      </w:tr>
+      <w:tr>
+        <w:tc>
+          <w:tcPr>
+            <w:tcW w:w="3120" w:type="dxa"/>
+          </w:tcPr>
+          <w:p>
+            <w:pPr/>
+            <w:r>
               <w:t xml:space="preserve">L1 → L2</w:t>
             </w:r>
           </w:p>
@@ -1556,7 +2252,7 @@
           <w:p>
             <w:pPr/>
             <w:r>
-              <w:t xml:space="preserve">6 months</w:t>
+              <w:t xml:space="preserve">Automatic once the L2 badges are held</w:t>
             </w:r>
           </w:p>
         </w:tc>
@@ -1591,7 +2287,7 @@
           <w:p>
             <w:pPr/>
             <w:r>
-              <w:t xml:space="preserve">12 months</w:t>
+              <w:t xml:space="preserve">L3 leveling test, or the annual top 10%</w:t>
             </w:r>
           </w:p>
         </w:tc>
@@ -1626,7 +2322,7 @@
           <w:p>
             <w:pPr/>
             <w:r>
-              <w:t xml:space="preserve">18 months</w:t>
+              <w:t xml:space="preserve">L4 leveling test</w:t>
             </w:r>
           </w:p>
         </w:tc>
@@ -1661,7 +2357,7 @@
           <w:p>
             <w:pPr/>
             <w:r>
-              <w:t xml:space="preserve">Coaching assessment passed; posted internally</w:t>
+              <w:t xml:space="preserve">L5 leveling test, coaching assessment, internal posting</w:t>
             </w:r>
           </w:p>
         </w:tc>
@@ -1696,7 +2392,7 @@
           <w:p>
             <w:pPr/>
             <w:r>
-              <w:t xml:space="preserve">12 months as team lead, or L4 plus leadership training; posted internally</w:t>
+              <w:t xml:space="preserve">L5 leveling test, leadership assessment, internal posting</w:t>
             </w:r>
           </w:p>
         </w:tc>
@@ -1716,7 +2412,7 @@
     <w:p>
       <w:pPr/>
       <w:r>
-        <w:t xml:space="preserve">During the transition, the minimum time in level does not apply.</w:t>
+        <w:t xml:space="preserve">There is no minimum time in a level. Moves take effect on the first day of the month after the window.</w:t>
       </w:r>
     </w:p>
     <w:p>
@@ -1728,7 +2424,7 @@
         <w:t xml:space="preserve">Quarterly bonus targets</w:t>
       </w:r>
       <w:r>
-        <w:t xml:space="preserve"> (% of quarterly base): L1 5%, L2 8%, L3 10%, L4 12%, Team Lead 12%, Manager 15%. Weights and the missed-deadline cap stay as in the badge competency matrix.</w:t>
+        <w:t xml:space="preserve"> (% of quarterly base): L0 none, L1 5%, L2 8%, L3 10%, L4 12%, Team Lead 12%, Manager 15%. Weights and the missed-deadline cap stay as in the badge competency matrix.</w:t>
       </w:r>
     </w:p>
     <w:p>
@@ -1737,10 +2433,10 @@
         <w:rPr>
           <w:b/>
         </w:rPr>
-        <w:t xml:space="preserve">Advanced badge allowances</w:t>
-      </w:r>
-      <w:r>
-        <w:t xml:space="preserve"> stay unchanged: A1 $70 a month, A2 $70, A4 $60, A3 $45, with at most 2 allowances per person.</w:t>
+        <w:t xml:space="preserve">A badge allowance:</w:t>
+      </w:r>
+      <w:r>
+        <w:t xml:space="preserve"> $50 a month for each A badge held, up to 2 ($100 a month), paid while the badge is active.</w:t>
       </w:r>
     </w:p>
     <w:p>
@@ -1754,7 +2450,7 @@
     <w:p>
       <w:pPr/>
       <w:r>
-        <w:t xml:space="preserve">The bridge shift is no longer limited to 2 team leads. Any L2, L3 or L4 member holding C2 can opt in, and a fixed quarterly pool is shared by everyone on the rota.</w:t>
+        <w:t xml:space="preserve">The bridge shift is no longer limited to 2 team leads. Any L2, L3 or L4 member holding B2 can opt in, and a fixed quarterly pool is shared by everyone on the rota.</w:t>
       </w:r>
     </w:p>
     <w:p>
@@ -1795,7 +2491,7 @@
         <w:pStyle w:val="ListParagraph"/>
         <w:numPr>
           <w:ilvl w:val="0"/>
-          <w:numId w:val="11"/>
+          <w:numId w:val="10"/>
         </w:numPr>
       </w:pPr>
       <w:r>
@@ -1813,7 +2509,7 @@
         <w:pStyle w:val="ListParagraph"/>
         <w:numPr>
           <w:ilvl w:val="0"/>
-          <w:numId w:val="11"/>
+          <w:numId w:val="10"/>
         </w:numPr>
       </w:pPr>
       <w:r>
@@ -1831,7 +2527,7 @@
         <w:pStyle w:val="ListParagraph"/>
         <w:numPr>
           <w:ilvl w:val="0"/>
-          <w:numId w:val="11"/>
+          <w:numId w:val="10"/>
         </w:numPr>
       </w:pPr>
       <w:r>
@@ -2134,7 +2830,7 @@
         <w:pStyle w:val="ListParagraph"/>
         <w:numPr>
           <w:ilvl w:val="0"/>
-          <w:numId w:val="12"/>
+          <w:numId w:val="11"/>
         </w:numPr>
       </w:pPr>
       <w:r>
@@ -2146,7 +2842,7 @@
         <w:pStyle w:val="ListParagraph"/>
         <w:numPr>
           <w:ilvl w:val="0"/>
-          <w:numId w:val="12"/>
+          <w:numId w:val="11"/>
         </w:numPr>
       </w:pPr>
       <w:r>
@@ -2158,7 +2854,7 @@
         <w:pStyle w:val="ListParagraph"/>
         <w:numPr>
           <w:ilvl w:val="0"/>
-          <w:numId w:val="12"/>
+          <w:numId w:val="11"/>
         </w:numPr>
       </w:pPr>
       <w:r>
@@ -2286,7 +2982,7 @@
           <w:p>
             <w:pPr/>
             <w:r>
-              <w:t xml:space="preserve">The badges of the role they work in</w:t>
+              <w:t xml:space="preserve">The role badges of their specialty</w:t>
             </w:r>
           </w:p>
         </w:tc>
@@ -2321,7 +3017,7 @@
           <w:p>
             <w:pPr/>
             <w:r>
-              <w:t xml:space="preserve">C2, A2, C5</w:t>
+              <w:t xml:space="preserve">C2, C5, B2, B5, A2</w:t>
             </w:r>
           </w:p>
         </w:tc>
@@ -2356,7 +3052,7 @@
           <w:p>
             <w:pPr/>
             <w:r>
-              <w:t xml:space="preserve">A1 (if certified), C5</w:t>
+              <w:t xml:space="preserve">C1, C5, B1, A3</w:t>
             </w:r>
           </w:p>
         </w:tc>
@@ -2391,7 +3087,7 @@
           <w:p>
             <w:pPr/>
             <w:r>
-              <w:t xml:space="preserve">C1, C3, C4, C5; A3 for those doing MVA settlements</w:t>
+              <w:t xml:space="preserve">C1, C2, C3, C4, B5; plus B3 for those doing MVA or workers' comp</w:t>
             </w:r>
           </w:p>
         </w:tc>
@@ -2426,7 +3122,7 @@
           <w:p>
             <w:pPr/>
             <w:r>
-              <w:t xml:space="preserve">As for their former specialty</w:t>
+              <w:t xml:space="preserve">The role badges of their former specialty</w:t>
             </w:r>
           </w:p>
         </w:tc>
@@ -2461,7 +3157,7 @@
           <w:p>
             <w:pPr/>
             <w:r>
-              <w:t xml:space="preserve">As for their former specialty</w:t>
+              <w:t xml:space="preserve">The role badges of their former specialty</w:t>
             </w:r>
           </w:p>
         </w:tc>
@@ -2583,18 +3279,18 @@
           <w:p>
             <w:pPr/>
             <w:r>
-              <w:t xml:space="preserve">Optional full skill assessment in January; then 3 months to pass the tests for their role badges, core and advanced, in the February or March window</w:t>
-            </w:r>
-          </w:p>
-        </w:tc>
-        <w:tc>
-          <w:tcPr>
-            <w:tcW w:w="3120" w:type="dxa"/>
-          </w:tcPr>
-          <w:p>
-            <w:pPr/>
-            <w:r>
-              <w:t xml:space="preserve">Pass: default level confirmed. Fail: one level down (Senior to L2; Negotiator, Coder or Biller to L1). Pass the next level's competency test: one level up (for example, a Biller to L3)</w:t>
+              <w:t xml:space="preserve">Optional full skill assessment in January; then 3 months to pass the tests for their role badges in the February or March window</w:t>
+            </w:r>
+          </w:p>
+        </w:tc>
+        <w:tc>
+          <w:tcPr>
+            <w:tcW w:w="3120" w:type="dxa"/>
+          </w:tcPr>
+          <w:p>
+            <w:pPr/>
+            <w:r>
+              <w:t xml:space="preserve">Pass: default level confirmed. Fail: one level down (Senior to L2; Negotiator, Coder or Biller to L1). Pass the next level's leveling test: one level up (for example, a Biller to L3)</w:t>
             </w:r>
           </w:p>
         </w:tc>
@@ -2629,7 +3325,7 @@
           <w:p>
             <w:pPr/>
             <w:r>
-              <w:t xml:space="preserve">L1; they can sit the skill assessment in any window to return to L2</w:t>
+              <w:t xml:space="preserve">L1; they move back to L2 automatically once they hold the L2 badges</w:t>
             </w:r>
           </w:p>
         </w:tc>
@@ -2649,17 +3345,182 @@
         <w:pStyle w:val="ListParagraph"/>
         <w:numPr>
           <w:ilvl w:val="0"/>
+          <w:numId w:val="12"/>
+        </w:numPr>
+      </w:pPr>
+      <w:r>
+        <w:rPr>
+          <w:b/>
+        </w:rPr>
+        <w:t xml:space="preserve">December 2026:</w:t>
+      </w:r>
+      <w:r>
+        <w:t xml:space="preserve"> the committee ranks every member within their current role and publishes the top 10% and bottom 10% lists.</w:t>
+      </w:r>
+    </w:p>
+    <w:p>
+      <w:pPr>
+        <w:pStyle w:val="ListParagraph"/>
+        <w:numPr>
+          <w:ilvl w:val="0"/>
+          <w:numId w:val="12"/>
+        </w:numPr>
+      </w:pPr>
+      <w:r>
+        <w:rPr>
+          <w:b/>
+        </w:rPr>
+        <w:t xml:space="preserve">January 4, 2027:</w:t>
+      </w:r>
+      <w:r>
+        <w:t xml:space="preserve"> default levels are set; the top 10% receive their role badges; the bottom 10% join the Academy at L1.</w:t>
+      </w:r>
+    </w:p>
+    <w:p>
+      <w:pPr>
+        <w:pStyle w:val="ListParagraph"/>
+        <w:numPr>
+          <w:ilvl w:val="0"/>
+          <w:numId w:val="12"/>
+        </w:numPr>
+      </w:pPr>
+      <w:r>
+        <w:rPr>
+          <w:b/>
+        </w:rPr>
+        <w:t xml:space="preserve">January 2027:</w:t>
+      </w:r>
+      <w:r>
+        <w:t xml:space="preserve"> optional full skill assessment for the middle 80%.</w:t>
+      </w:r>
+    </w:p>
+    <w:p>
+      <w:pPr>
+        <w:pStyle w:val="ListParagraph"/>
+        <w:numPr>
+          <w:ilvl w:val="0"/>
+          <w:numId w:val="12"/>
+        </w:numPr>
+      </w:pPr>
+      <w:r>
+        <w:rPr>
+          <w:b/>
+        </w:rPr>
+        <w:t xml:space="preserve">February and March 2027:</w:t>
+      </w:r>
+      <w:r>
+        <w:t xml:space="preserve"> test windows for role badges and leveling tests.</w:t>
+      </w:r>
+    </w:p>
+    <w:p>
+      <w:pPr>
+        <w:pStyle w:val="ListParagraph"/>
+        <w:numPr>
+          <w:ilvl w:val="0"/>
+          <w:numId w:val="12"/>
+        </w:numPr>
+      </w:pPr>
+      <w:r>
+        <w:rPr>
+          <w:b/>
+        </w:rPr>
+        <w:t xml:space="preserve">March 31, 2027:</w:t>
+      </w:r>
+      <w:r>
+        <w:t xml:space="preserve"> the testing period closes.</w:t>
+      </w:r>
+    </w:p>
+    <w:p>
+      <w:pPr>
+        <w:pStyle w:val="ListParagraph"/>
+        <w:numPr>
+          <w:ilvl w:val="0"/>
+          <w:numId w:val="12"/>
+        </w:numPr>
+      </w:pPr>
+      <w:r>
+        <w:rPr>
+          <w:b/>
+        </w:rPr>
+        <w:t xml:space="preserve">April 1, 2027:</w:t>
+      </w:r>
+      <w:r>
+        <w:t xml:space="preserve"> levels take effect, and raises for anyone moving up start the same day.</w:t>
+      </w:r>
+    </w:p>
+    <w:p>
+      <w:pPr>
+        <w:pStyle w:val="ListParagraph"/>
+        <w:numPr>
+          <w:ilvl w:val="0"/>
+          <w:numId w:val="12"/>
+        </w:numPr>
+      </w:pPr>
+      <w:r>
+        <w:rPr>
+          <w:b/>
+        </w:rPr>
+        <w:t xml:space="preserve">By December 31, 2027:</w:t>
+      </w:r>
+      <w:r>
+        <w:t xml:space="preserve"> everyone earns any badges still missing for their confirmed level through cross-training; the level is held provisionally until then. Current team leads and managers complete the L5 badge set by the same date, with Academy support.</w:t>
+      </w:r>
+    </w:p>
+    <w:p>
+      <w:pPr>
+        <w:pStyle w:val="ListParagraph"/>
+        <w:numPr>
+          <w:ilvl w:val="0"/>
+          <w:numId w:val="12"/>
+        </w:numPr>
+      </w:pPr>
+      <w:r>
+        <w:rPr>
+          <w:b/>
+        </w:rPr>
+        <w:t xml:space="preserve">June 2027:</w:t>
+      </w:r>
+      <w:r>
+        <w:t xml:space="preserve"> first semiannual review, for coaching only.</w:t>
+      </w:r>
+    </w:p>
+    <w:p>
+      <w:pPr>
+        <w:pStyle w:val="ListParagraph"/>
+        <w:numPr>
+          <w:ilvl w:val="0"/>
+          <w:numId w:val="12"/>
+        </w:numPr>
+      </w:pPr>
+      <w:r>
+        <w:rPr>
+          <w:b/>
+        </w:rPr>
+        <w:t xml:space="preserve">December 2027:</w:t>
+      </w:r>
+      <w:r>
+        <w:t xml:space="preserve"> first semiannual review with consequences, and the first annual top-10% ranking.</w:t>
+      </w:r>
+    </w:p>
+    <w:p>
+      <w:pPr/>
+      <w:r>
+        <w:rPr>
+          <w:b/>
+        </w:rPr>
+        <w:t xml:space="preserve">Pay during the transition:</w:t>
+      </w:r>
+    </w:p>
+    <w:p>
+      <w:pPr>
+        <w:pStyle w:val="ListParagraph"/>
+        <w:numPr>
+          <w:ilvl w:val="0"/>
           <w:numId w:val="13"/>
         </w:numPr>
       </w:pPr>
       <w:r>
-        <w:rPr>
-          <w:b/>
-        </w:rPr>
-        <w:t xml:space="preserve">December 2026:</w:t>
-      </w:r>
-      <w:r>
-        <w:t xml:space="preserve"> the committee ranks every member within their current role and publishes the top 10% and bottom 10% lists.</w:t>
+        <w:t xml:space="preserve">No one's pay goes down, including members moved down a level or into the Academy.</w:t>
       </w:r>
     </w:p>
     <w:p>
@@ -2671,139 +3532,7 @@
         </w:numPr>
       </w:pPr>
       <w:r>
-        <w:rPr>
-          <w:b/>
-        </w:rPr>
-        <w:t xml:space="preserve">January 4, 2027:</w:t>
-      </w:r>
-      <w:r>
-        <w:t xml:space="preserve"> default levels are set; the top 10% receive their role badges; the bottom 10% join the Academy at L1.</w:t>
-      </w:r>
-    </w:p>
-    <w:p>
-      <w:pPr>
-        <w:pStyle w:val="ListParagraph"/>
-        <w:numPr>
-          <w:ilvl w:val="0"/>
-          <w:numId w:val="13"/>
-        </w:numPr>
-      </w:pPr>
-      <w:r>
-        <w:rPr>
-          <w:b/>
-        </w:rPr>
-        <w:t xml:space="preserve">January 2027:</w:t>
-      </w:r>
-      <w:r>
-        <w:t xml:space="preserve"> optional full skill assessment for the middle 80%.</w:t>
-      </w:r>
-    </w:p>
-    <w:p>
-      <w:pPr>
-        <w:pStyle w:val="ListParagraph"/>
-        <w:numPr>
-          <w:ilvl w:val="0"/>
-          <w:numId w:val="13"/>
-        </w:numPr>
-      </w:pPr>
-      <w:r>
-        <w:rPr>
-          <w:b/>
-        </w:rPr>
-        <w:t xml:space="preserve">February and March 2027:</w:t>
-      </w:r>
-      <w:r>
-        <w:t xml:space="preserve"> test windows for role badges and next-level competency tests.</w:t>
-      </w:r>
-    </w:p>
-    <w:p>
-      <w:pPr>
-        <w:pStyle w:val="ListParagraph"/>
-        <w:numPr>
-          <w:ilvl w:val="0"/>
-          <w:numId w:val="13"/>
-        </w:numPr>
-      </w:pPr>
-      <w:r>
-        <w:rPr>
-          <w:b/>
-        </w:rPr>
-        <w:t xml:space="preserve">March 31, 2027:</w:t>
-      </w:r>
-      <w:r>
-        <w:t xml:space="preserve"> the testing period closes.</w:t>
-      </w:r>
-    </w:p>
-    <w:p>
-      <w:pPr>
-        <w:pStyle w:val="ListParagraph"/>
-        <w:numPr>
-          <w:ilvl w:val="0"/>
-          <w:numId w:val="13"/>
-        </w:numPr>
-      </w:pPr>
-      <w:r>
-        <w:rPr>
-          <w:b/>
-        </w:rPr>
-        <w:t xml:space="preserve">April 1, 2027:</w:t>
-      </w:r>
-      <w:r>
-        <w:t xml:space="preserve"> levels take effect, and raises for anyone moving up start the same day.</w:t>
-      </w:r>
-    </w:p>
-    <w:p>
-      <w:pPr>
-        <w:pStyle w:val="ListParagraph"/>
-        <w:numPr>
-          <w:ilvl w:val="0"/>
-          <w:numId w:val="13"/>
-        </w:numPr>
-      </w:pPr>
-      <w:r>
-        <w:rPr>
-          <w:b/>
-        </w:rPr>
-        <w:t xml:space="preserve">By June 30, 2027:</w:t>
-      </w:r>
-      <w:r>
-        <w:t xml:space="preserve"> everyone earns any core badges still missing for their level through cross-training. This can be extended once, by up to 3 months, when training capacity caused the delay.</w:t>
-      </w:r>
-    </w:p>
-    <w:p>
-      <w:pPr>
-        <w:pStyle w:val="ListParagraph"/>
-        <w:numPr>
-          <w:ilvl w:val="0"/>
-          <w:numId w:val="13"/>
-        </w:numPr>
-      </w:pPr>
-      <w:r>
-        <w:rPr>
-          <w:b/>
-        </w:rPr>
-        <w:t xml:space="preserve">June 2027:</w:t>
-      </w:r>
-      <w:r>
-        <w:t xml:space="preserve"> first semiannual review, for coaching only.</w:t>
-      </w:r>
-    </w:p>
-    <w:p>
-      <w:pPr>
-        <w:pStyle w:val="ListParagraph"/>
-        <w:numPr>
-          <w:ilvl w:val="0"/>
-          <w:numId w:val="13"/>
-        </w:numPr>
-      </w:pPr>
-      <w:r>
-        <w:rPr>
-          <w:b/>
-        </w:rPr>
-        <w:t xml:space="preserve">December 2027:</w:t>
-      </w:r>
-      <w:r>
-        <w:t xml:space="preserve"> first semiannual review with consequences.</w:t>
+        <w:t xml:space="preserve">Anyone moved up a level gets a guaranteed raise from April 1, 2027: 10–12% or the new band minimum, whichever is higher.</w:t>
       </w:r>
     </w:p>
     <w:p>
@@ -2812,7 +3541,18 @@
         <w:rPr>
           <w:b/>
         </w:rPr>
-        <w:t xml:space="preserve">Pay during the transition:</w:t>
+        <w:t xml:space="preserve">Our commitment:</w:t>
+      </w:r>
+      <w:r>
+        <w:t xml:space="preserve"> no one loses their job or pay because of the restructure. From December 2027, everyone is held to the same badge and performance standards.</w:t>
+      </w:r>
+    </w:p>
+    <w:p>
+      <w:pPr>
+        <w:pStyle w:val="Heading2"/>
+      </w:pPr>
+      <w:r>
+        <w:t xml:space="preserve">Open points</w:t>
       </w:r>
     </w:p>
     <w:p>
@@ -2824,7 +3564,16 @@
         </w:numPr>
       </w:pPr>
       <w:r>
-        <w:t xml:space="preserve">No one's pay goes down, including members moved down a level or into the Academy.</w:t>
+        <w:t xml:space="preserve">☐ </w:t>
+      </w:r>
+      <w:r>
+        <w:rPr>
+          <w:b/>
+        </w:rPr>
+        <w:t xml:space="preserve">HR and legal:</w:t>
+      </w:r>
+      <w:r>
+        <w:t xml:space="preserve"> review the 50% badge-loss termination rule, and the probation process, under Lebanese labor law before the policy is published.</w:t>
       </w:r>
     </w:p>
     <w:p>
@@ -2836,56 +3585,24 @@
         </w:numPr>
       </w:pPr>
       <w:r>
-        <w:t xml:space="preserve">Anyone moved up a level gets a guaranteed raise from April 1, 2027: 10–12% or the new band minimum, whichever is higher.</w:t>
-      </w:r>
-    </w:p>
-    <w:p>
-      <w:pPr/>
-      <w:r>
-        <w:rPr>
-          <w:b/>
-        </w:rPr>
-        <w:t xml:space="preserve">Our commitment:</w:t>
-      </w:r>
-      <w:r>
-        <w:t xml:space="preserve"> no one loses their job or pay because of the restructure. From December 2027, everyone is held to the same badge and performance standards.</w:t>
-      </w:r>
-    </w:p>
-    <w:p>
-      <w:pPr>
-        <w:pStyle w:val="Heading2"/>
-      </w:pPr>
-      <w:r>
-        <w:t xml:space="preserve">Open points</w:t>
-      </w:r>
-    </w:p>
-    <w:p>
-      <w:pPr>
-        <w:pStyle w:val="ListParagraph"/>
-        <w:numPr>
-          <w:ilvl w:val="0"/>
-          <w:numId w:val="15"/>
-        </w:numPr>
-      </w:pPr>
-      <w:r>
         <w:t xml:space="preserve">☐ </w:t>
       </w:r>
       <w:r>
         <w:rPr>
           <w:b/>
         </w:rPr>
-        <w:t xml:space="preserve">HR and legal:</w:t>
-      </w:r>
-      <w:r>
-        <w:t xml:space="preserve"> review the 50% badge-loss termination rule, and the probation process, under Lebanese labor law before the policy is published.</w:t>
-      </w:r>
-    </w:p>
-    <w:p>
-      <w:pPr>
-        <w:pStyle w:val="ListParagraph"/>
-        <w:numPr>
-          <w:ilvl w:val="0"/>
-          <w:numId w:val="15"/>
+        <w:t xml:space="preserve">Director:</w:t>
+      </w:r>
+      <w:r>
+        <w:t xml:space="preserve"> confirm the $30,000 quarterly bridge pool ($120,000 a year), or set a different pool. The per-member range of $300–3,000 scales with it.</w:t>
+      </w:r>
+    </w:p>
+    <w:p>
+      <w:pPr>
+        <w:pStyle w:val="ListParagraph"/>
+        <w:numPr>
+          <w:ilvl w:val="0"/>
+          <w:numId w:val="14"/>
         </w:numPr>
       </w:pPr>
       <w:r>
@@ -2898,15 +3615,15 @@
         <w:t xml:space="preserve">Director:</w:t>
       </w:r>
       <w:r>
-        <w:t xml:space="preserve"> confirm the $30,000 quarterly bridge pool ($120,000 a year), or set a different pool. The per-member range of $300–3,000 scales with it.</w:t>
-      </w:r>
-    </w:p>
-    <w:p>
-      <w:pPr>
-        <w:pStyle w:val="ListParagraph"/>
-        <w:numPr>
-          <w:ilvl w:val="0"/>
-          <w:numId w:val="15"/>
+        <w:t xml:space="preserve"> set the Senior Manager band, above the Manager band of $2,000–3,000 a month.</w:t>
+      </w:r>
+    </w:p>
+    <w:p>
+      <w:pPr>
+        <w:pStyle w:val="ListParagraph"/>
+        <w:numPr>
+          <w:ilvl w:val="0"/>
+          <w:numId w:val="14"/>
         </w:numPr>
       </w:pPr>
       <w:r>
@@ -2919,15 +3636,15 @@
         <w:t xml:space="preserve">Director:</w:t>
       </w:r>
       <w:r>
-        <w:t xml:space="preserve"> set the Senior Manager band, above the Manager band of $2,000–3,000 a month.</w:t>
-      </w:r>
-    </w:p>
-    <w:p>
-      <w:pPr>
-        <w:pStyle w:val="ListParagraph"/>
-        <w:numPr>
-          <w:ilvl w:val="0"/>
-          <w:numId w:val="15"/>
+        <w:t xml:space="preserve"> confirm the Team Lead band. L5 now needs more badges than L4, but at $1,400–2,000 its band starts below L4's ($1,600–2,000).</w:t>
+      </w:r>
+    </w:p>
+    <w:p>
+      <w:pPr>
+        <w:pStyle w:val="ListParagraph"/>
+        <w:numPr>
+          <w:ilvl w:val="0"/>
+          <w:numId w:val="14"/>
         </w:numPr>
       </w:pPr>
       <w:r>
@@ -2940,15 +3657,15 @@
         <w:t xml:space="preserve">Director:</w:t>
       </w:r>
       <w:r>
-        <w:t xml:space="preserve"> confirm the Team Lead band. At $1,400–2,000 it overlaps L4 ($1,600–2,000), so an L4 who becomes a team lead relies on the 8% promotion raise.</w:t>
-      </w:r>
-    </w:p>
-    <w:p>
-      <w:pPr>
-        <w:pStyle w:val="ListParagraph"/>
-        <w:numPr>
-          <w:ilvl w:val="0"/>
-          <w:numId w:val="15"/>
+        <w:t xml:space="preserve"> confirm that current team leads and managers have until December 31, 2027 to complete the L5 badge set.</w:t>
+      </w:r>
+    </w:p>
+    <w:p>
+      <w:pPr>
+        <w:pStyle w:val="ListParagraph"/>
+        <w:numPr>
+          <w:ilvl w:val="0"/>
+          <w:numId w:val="14"/>
         </w:numPr>
       </w:pPr>
       <w:r>
@@ -3158,13 +3875,13 @@
     <w:abstractNumId w:val="0"/>
   </w:num>
   <w:num w:numId="6">
-    <w:abstractNumId w:val="0"/>
-  </w:num>
-  <w:num w:numId="7">
     <w:abstractNumId w:val="1"/>
     <w:lvlOverride w:ilvl="0">
       <w:startOverride w:val="1"/>
     </w:lvlOverride>
+  </w:num>
+  <w:num w:numId="7">
+    <w:abstractNumId w:val="0"/>
   </w:num>
   <w:num w:numId="8">
     <w:abstractNumId w:val="0"/>
@@ -3179,18 +3896,15 @@
     <w:abstractNumId w:val="0"/>
   </w:num>
   <w:num w:numId="12">
-    <w:abstractNumId w:val="0"/>
-  </w:num>
-  <w:num w:numId="13">
     <w:abstractNumId w:val="1"/>
     <w:lvlOverride w:ilvl="0">
       <w:startOverride w:val="1"/>
     </w:lvlOverride>
   </w:num>
-  <w:num w:numId="14">
+  <w:num w:numId="13">
     <w:abstractNumId w:val="0"/>
   </w:num>
-  <w:num w:numId="15">
+  <w:num w:numId="14">
     <w:abstractNumId w:val="0"/>
   </w:num>
 </w:numbering>
